--- a/resources/letter-to-parents.docx
+++ b/resources/letter-to-parents.docx
@@ -39,28 +39,6 @@
         <w:t xml:space="preserve"> A two-semester public course</w:t>
       </w:r>
     </w:p>
-    <w:bookmarkStart w:id="9" w:name="致家长的一封信"/>
-    <w:p>
-      <w:pPr>
-        <w:pStyle w:val="Heading1"/>
-      </w:pPr>
-      <w:r>
-        <w:rPr>
-          <w:rFonts w:hint="eastAsia"/>
-        </w:rPr>
-        <w:t xml:space="preserve">致家长的一封信</w:t>
-      </w:r>
-    </w:p>
-    <w:bookmarkEnd w:id="9"/>
-    <w:bookmarkStart w:id="32" w:name="a-letter-to-parents"/>
-    <w:p>
-      <w:pPr>
-        <w:pStyle w:val="Heading1"/>
-      </w:pPr>
-      <w:r>
-        <w:t xml:space="preserve">A Letter to Parents</w:t>
-      </w:r>
-    </w:p>
     <w:p>
       <w:pPr>
         <w:pStyle w:val="FirstParagraph"/>
@@ -72,13 +50,6 @@
           <w:bCs/>
         </w:rPr>
         <w:t xml:space="preserve">关于《数字化学习》课程</w:t>
-      </w:r>
-      <w:r>
-        <w:rPr>
-          <w:b/>
-          <w:bCs/>
-        </w:rPr>
-        <w:t xml:space="preserve"> · About the Digital Learning course</w:t>
       </w:r>
     </w:p>
     <w:p>
@@ -120,7 +91,7 @@
         </w:pict>
       </w:r>
     </w:p>
-    <w:bookmarkStart w:id="10" w:name="尊敬的家长"/>
+    <w:bookmarkStart w:id="9" w:name="尊敬的家长"/>
     <w:p>
       <w:pPr>
         <w:pStyle w:val="Heading2"/>
@@ -132,16 +103,6 @@
         <w:t xml:space="preserve">尊敬的家长：</w:t>
       </w:r>
     </w:p>
-    <w:bookmarkEnd w:id="10"/>
-    <w:bookmarkStart w:id="11" w:name="dear-parents"/>
-    <w:p>
-      <w:pPr>
-        <w:pStyle w:val="Heading2"/>
-      </w:pPr>
-      <w:r>
-        <w:t xml:space="preserve">Dear Parents,</w:t>
-      </w:r>
-    </w:p>
     <w:p>
       <w:pPr>
         <w:pStyle w:val="FirstParagraph"/>
@@ -158,14 +119,6 @@
         <w:pStyle w:val="BodyText"/>
       </w:pPr>
       <w:r>
-        <w:t xml:space="preserve">I am your child’s mentor in Digital Learning. This letter tells you how the course runs, what your child does each week, how we protect them, and how you can help.</w:t>
-      </w:r>
-    </w:p>
-    <w:p>
-      <w:pPr>
-        <w:pStyle w:val="BodyText"/>
-      </w:pPr>
-      <w:r>
         <w:rPr>
           <w:rFonts w:hint="eastAsia"/>
         </w:rPr>
@@ -178,24 +131,6 @@
           <w:bCs/>
         </w:rPr>
         <w:t xml:space="preserve">如果只读一节，请读第一节。</w:t>
-      </w:r>
-    </w:p>
-    <w:p>
-      <w:pPr>
-        <w:pStyle w:val="BodyText"/>
-      </w:pPr>
-      <w:r>
-        <w:t xml:space="preserve">No reply and no signature needed. It takes about five minutes to read.</w:t>
-      </w:r>
-      <w:r>
-        <w:t xml:space="preserve"> </w:t>
-      </w:r>
-      <w:r>
-        <w:rPr>
-          <w:b/>
-          <w:bCs/>
-        </w:rPr>
-        <w:t xml:space="preserve">If you read only one section, read Section 1.</w:t>
       </w:r>
     </w:p>
     <w:p>
@@ -205,8 +140,8 @@
         </w:pict>
       </w:r>
     </w:p>
-    <w:bookmarkEnd w:id="11"/>
-    <w:bookmarkStart w:id="12" w:name="一我们请您做三件事"/>
+    <w:bookmarkEnd w:id="9"/>
+    <w:bookmarkStart w:id="10" w:name="一我们请您做三件事"/>
     <w:p>
       <w:pPr>
         <w:pStyle w:val="Heading2"/>
@@ -216,16 +151,6 @@
           <w:rFonts w:hint="eastAsia"/>
         </w:rPr>
         <w:t xml:space="preserve">一、我们请您做三件事</w:t>
-      </w:r>
-    </w:p>
-    <w:bookmarkEnd w:id="12"/>
-    <w:bookmarkStart w:id="13" w:name="three-things-we-ask-of-you"/>
-    <w:p>
-      <w:pPr>
-        <w:pStyle w:val="Heading2"/>
-      </w:pPr>
-      <w:r>
-        <w:t xml:space="preserve">1. Three things we ask of you</w:t>
       </w:r>
     </w:p>
     <w:p>
@@ -253,28 +178,6 @@
         </w:rPr>
         <w:t xml:space="preserve">写进家里的日历（例如周三晚上、周六上午），那两小时不派家务、不安排走亲访友。异步课程最容易被”随时都可以做”吃掉。</w:t>
       </w:r>
-      <w:r>
-        <w:rPr>
-          <w:b/>
-          <w:bCs/>
-        </w:rPr>
-        <w:t xml:space="preserve">Protect two roughly one-hour slots each week.</w:t>
-      </w:r>
-      <w:r>
-        <w:t xml:space="preserve"> </w:t>
-      </w:r>
-      <w:r>
-        <w:t xml:space="preserve">Put them in the family calendar — Wednesday evening and Saturday morning, say — and keep errands and visits out of them. Asynchronous courses are most often eaten by</w:t>
-      </w:r>
-      <w:r>
-        <w:t xml:space="preserve"> </w:t>
-      </w:r>
-      <w:r>
-        <w:t xml:space="preserve">“you can do it anytime”</w:t>
-      </w:r>
-      <w:r>
-        <w:t xml:space="preserve">.</w:t>
-      </w:r>
     </w:p>
     <w:p>
       <w:pPr>
@@ -328,37 +231,6 @@
       <w:r>
         <w:t xml:space="preserve">。</w:t>
       </w:r>
-      <w:r>
-        <w:rPr>
-          <w:b/>
-          <w:bCs/>
-        </w:rPr>
-        <w:t xml:space="preserve">Talk for five minutes a week — about the process, not the score.</w:t>
-      </w:r>
-      <w:r>
-        <w:t xml:space="preserve"> </w:t>
-      </w:r>
-      <w:r>
-        <w:t xml:space="preserve">Each week your child writes three lines: what I learned · where I got stuck · what I’ll do next. Talk about those. Please avoid</w:t>
-      </w:r>
-      <w:r>
-        <w:t xml:space="preserve"> </w:t>
-      </w:r>
-      <w:r>
-        <w:t xml:space="preserve">“Are you done?”</w:t>
-      </w:r>
-      <w:r>
-        <w:t xml:space="preserve"> </w:t>
-      </w:r>
-      <w:r>
-        <w:t xml:space="preserve">and</w:t>
-      </w:r>
-      <w:r>
-        <w:t xml:space="preserve"> </w:t>
-      </w:r>
-      <w:r>
-        <w:t xml:space="preserve">“What did you score?”</w:t>
-      </w:r>
     </w:p>
     <w:p>
       <w:pPr>
@@ -385,19 +257,6 @@
         </w:rPr>
         <w:t xml:space="preserve">陪着他、听他讲、当他的第一位读者，但让作品和邮件出自他自己的手。</w:t>
       </w:r>
-      <w:r>
-        <w:rPr>
-          <w:b/>
-          <w:bCs/>
-        </w:rPr>
-        <w:t xml:space="preserve">Do not do their work, and do not write their emails.</w:t>
-      </w:r>
-      <w:r>
-        <w:t xml:space="preserve"> </w:t>
-      </w:r>
-      <w:r>
-        <w:t xml:space="preserve">Sit with them, listen, be their first reader — but let the work and the email be theirs.</w:t>
-      </w:r>
     </w:p>
     <w:p>
       <w:pPr>
@@ -416,24 +275,6 @@
           <w:rFonts w:hint="eastAsia"/>
         </w:rPr>
         <w:t xml:space="preserve">在注册账号和隐私设置这两件事上做孩子的搭档——注册前看一眼是哪个平台；网站发布后陪他检查一遍有没有真实姓名、正脸照片、学校全名。</w:t>
-      </w:r>
-    </w:p>
-    <w:p>
-      <w:pPr>
-        <w:pStyle w:val="BodyText"/>
-      </w:pPr>
-      <w:r>
-        <w:rPr>
-          <w:b/>
-          <w:bCs/>
-        </w:rPr>
-        <w:t xml:space="preserve">A bonus:</w:t>
-      </w:r>
-      <w:r>
-        <w:t xml:space="preserve"> </w:t>
-      </w:r>
-      <w:r>
-        <w:t xml:space="preserve">be your child’s partner on two things — account registration and privacy settings. Glance at the platform before they sign up, and after they publish, check the site together for a real name, a face photo, or a full school name.</w:t>
       </w:r>
     </w:p>
     <w:p>
@@ -443,8 +284,8 @@
         </w:pict>
       </w:r>
     </w:p>
-    <w:bookmarkEnd w:id="13"/>
-    <w:bookmarkStart w:id="14" w:name="二这是一门什么课"/>
+    <w:bookmarkEnd w:id="10"/>
+    <w:bookmarkStart w:id="11" w:name="二这是一门什么课"/>
     <w:p>
       <w:pPr>
         <w:pStyle w:val="Heading2"/>
@@ -456,16 +297,6 @@
         <w:t xml:space="preserve">二、这是一门什么课</w:t>
       </w:r>
     </w:p>
-    <w:bookmarkEnd w:id="14"/>
-    <w:bookmarkStart w:id="15" w:name="what-this-course-is"/>
-    <w:p>
-      <w:pPr>
-        <w:pStyle w:val="Heading2"/>
-      </w:pPr>
-      <w:r>
-        <w:t xml:space="preserve">2. What this course is</w:t>
-      </w:r>
-    </w:p>
     <w:p>
       <w:pPr>
         <w:pStyle w:val="FirstParagraph"/>
@@ -489,30 +320,6 @@
           <w:rFonts w:hint="eastAsia"/>
         </w:rPr>
         <w:t xml:space="preserve">——尤其是怎样在线上、独自一人的情况下把学习做成。</w:t>
-      </w:r>
-    </w:p>
-    <w:p>
-      <w:pPr>
-        <w:pStyle w:val="BodyText"/>
-      </w:pPr>
-      <w:r>
-        <w:t xml:space="preserve">This course does not teach a piece of software. It teaches</w:t>
-      </w:r>
-      <w:r>
-        <w:t xml:space="preserve"> </w:t>
-      </w:r>
-      <w:r>
-        <w:rPr>
-          <w:b/>
-          <w:bCs/>
-        </w:rPr>
-        <w:t xml:space="preserve">how to learn</w:t>
-      </w:r>
-      <w:r>
-        <w:t xml:space="preserve"> </w:t>
-      </w:r>
-      <w:r>
-        <w:t xml:space="preserve">— especially how to make learning happen online, alone.</w:t>
       </w:r>
     </w:p>
     <w:p>
@@ -555,19 +362,6 @@
       <w:r>
         <w:t xml:space="preserve">。</w:t>
       </w:r>
-      <w:r>
-        <w:rPr>
-          <w:b/>
-          <w:bCs/>
-        </w:rPr>
-        <w:t xml:space="preserve">Semester 1 — getting equipped.</w:t>
-      </w:r>
-      <w:r>
-        <w:t xml:space="preserve"> </w:t>
-      </w:r>
-      <w:r>
-        <w:t xml:space="preserve">Email, screenshots and screen recording, reading English with translation tools, accounts and passwords, searching and recording sources, a personal digital workspace — then what learning is, what digital learning is, and how to make it happen.</w:t>
-      </w:r>
     </w:p>
     <w:p>
       <w:pPr>
@@ -594,19 +388,6 @@
         </w:rPr>
         <w:t xml:space="preserve">判断网上信息可不可信、管理数字足迹与数字健康、和家人商定家庭媒体公约、为下一届同学做一节微课，最后独立完成一个毕业项目。</w:t>
       </w:r>
-      <w:r>
-        <w:rPr>
-          <w:b/>
-          <w:bCs/>
-        </w:rPr>
-        <w:t xml:space="preserve">Semester 2 — judging, creating, self-directing.</w:t>
-      </w:r>
-      <w:r>
-        <w:t xml:space="preserve"> </w:t>
-      </w:r>
-      <w:r>
-        <w:t xml:space="preserve">Weighing online information, digital footprint and wellbeing, a family media agreement, a micro-lesson for next year’s students, and an independent capstone project.</w:t>
-      </w:r>
     </w:p>
     <w:p>
       <w:r>
@@ -615,8 +396,8 @@
         </w:pict>
       </w:r>
     </w:p>
-    <w:bookmarkEnd w:id="15"/>
-    <w:bookmarkStart w:id="16" w:name="三这门课怎么运行"/>
+    <w:bookmarkEnd w:id="11"/>
+    <w:bookmarkStart w:id="12" w:name="三这门课怎么运行"/>
     <w:p>
       <w:pPr>
         <w:pStyle w:val="Heading2"/>
@@ -626,16 +407,6 @@
           <w:rFonts w:hint="eastAsia"/>
         </w:rPr>
         <w:t xml:space="preserve">三、这门课怎么运行</w:t>
-      </w:r>
-    </w:p>
-    <w:bookmarkEnd w:id="16"/>
-    <w:bookmarkStart w:id="17" w:name="how-the-course-runs"/>
-    <w:p>
-      <w:pPr>
-        <w:pStyle w:val="Heading2"/>
-      </w:pPr>
-      <w:r>
-        <w:t xml:space="preserve">3. How the course runs</w:t>
       </w:r>
     </w:p>
     <w:tbl>
@@ -664,13 +435,6 @@
               </w:rPr>
               <w:t xml:space="preserve">学制</w:t>
             </w:r>
-            <w:r>
-              <w:rPr>
-                <w:b/>
-                <w:bCs/>
-              </w:rPr>
-              <w:t xml:space="preserve"> Length</w:t>
-            </w:r>
           </w:p>
         </w:tc>
         <w:tc>
@@ -692,10 +456,7 @@
               <w:rPr>
                 <w:rFonts w:hint="eastAsia"/>
               </w:rPr>
-              <w:t xml:space="preserve">个教学周。Two</w:t>
-            </w:r>
-            <w:r>
-              <w:t xml:space="preserve"> semesters, 16 teaching weeks each.</w:t>
+              <w:t xml:space="preserve">个教学周。</w:t>
             </w:r>
           </w:p>
         </w:tc>
@@ -715,13 +476,6 @@
               </w:rPr>
               <w:t xml:space="preserve">形式</w:t>
             </w:r>
-            <w:r>
-              <w:rPr>
-                <w:b/>
-                <w:bCs/>
-              </w:rPr>
-              <w:t xml:space="preserve"> Format</w:t>
-            </w:r>
           </w:p>
         </w:tc>
         <w:tc>
@@ -734,10 +488,7 @@
               <w:rPr>
                 <w:rFonts w:hint="eastAsia"/>
               </w:rPr>
-              <w:t xml:space="preserve">异步在线自学——没有固定上课时间，没有直播。Asynchronous</w:t>
-            </w:r>
-            <w:r>
-              <w:t xml:space="preserve"> online self-study — no class meetings, no live sessions.</w:t>
+              <w:t xml:space="preserve">异步在线自学——没有固定上课时间，没有直播。</w:t>
             </w:r>
           </w:p>
         </w:tc>
@@ -757,13 +508,6 @@
               </w:rPr>
               <w:t xml:space="preserve">周次</w:t>
             </w:r>
-            <w:r>
-              <w:rPr>
-                <w:b/>
-                <w:bCs/>
-              </w:rPr>
-              <w:t xml:space="preserve"> Weeks</w:t>
-            </w:r>
           </w:p>
         </w:tc>
         <w:tc>
@@ -776,10 +520,7 @@
               <w:rPr>
                 <w:rFonts w:hint="eastAsia"/>
               </w:rPr>
-              <w:t xml:space="preserve">只说”第几周”，不绑定日期；遇到法定节假日顺延，并设有缓冲周，不开新内容。Weeks,</w:t>
-            </w:r>
-            <w:r>
-              <w:t xml:space="preserve"> not dates; work rolls forward past public holidays, and buffer weeks carry no new content.</w:t>
+              <w:t xml:space="preserve">只说”第几周”，不绑定日期；遇到法定节假日顺延，并设有缓冲周，不开新内容。</w:t>
             </w:r>
           </w:p>
         </w:tc>
@@ -799,13 +540,6 @@
               </w:rPr>
               <w:t xml:space="preserve">每周时长</w:t>
             </w:r>
-            <w:r>
-              <w:rPr>
-                <w:b/>
-                <w:bCs/>
-              </w:rPr>
-              <w:t xml:space="preserve"> Weekly time</w:t>
-            </w:r>
           </w:p>
         </w:tc>
         <w:tc>
@@ -855,16 +589,6 @@
               </w:rPr>
               <w:t xml:space="preserve">不计入。</w:t>
             </w:r>
-            <w:r>
-              <w:rPr>
-                <w:b/>
-                <w:bCs/>
-              </w:rPr>
-              <w:t xml:space="preserve">Required work never exceeds 120 minutes a week</w:t>
-            </w:r>
-            <w:r>
-              <w:t xml:space="preserve">, external course included; optional work is outside that budget.</w:t>
-            </w:r>
           </w:p>
         </w:tc>
       </w:tr>
@@ -883,13 +607,6 @@
               </w:rPr>
               <w:t xml:space="preserve">节奏</w:t>
             </w:r>
-            <w:r>
-              <w:rPr>
-                <w:b/>
-                <w:bCs/>
-              </w:rPr>
-              <w:t xml:space="preserve"> Rhythm</w:t>
-            </w:r>
           </w:p>
         </w:tc>
         <w:tc>
@@ -902,10 +619,7 @@
               <w:rPr>
                 <w:rFonts w:hint="eastAsia"/>
               </w:rPr>
-              <w:t xml:space="preserve">每周一开放当周页面。建议：周三前看完材料，周六前完成任务，周日前发布并写日志。Pages</w:t>
-            </w:r>
-            <w:r>
-              <w:t xml:space="preserve"> open Monday. Suggested pace: materials by Wednesday, task by Saturday, publish and log by Sunday.</w:t>
+              <w:t xml:space="preserve">每周一开放当周页面。建议：周三前看完材料，周六前完成任务，周日前发布并写日志。</w:t>
             </w:r>
           </w:p>
         </w:tc>
@@ -925,13 +639,6 @@
               </w:rPr>
               <w:t xml:space="preserve">迟交</w:t>
             </w:r>
-            <w:r>
-              <w:rPr>
-                <w:b/>
-                <w:bCs/>
-              </w:rPr>
-              <w:t xml:space="preserve"> Late work</w:t>
-            </w:r>
           </w:p>
         </w:tc>
         <w:tc>
@@ -957,19 +664,6 @@
               </w:rPr>
               <w:t xml:space="preserve">落后了就先做当周的，再用缓冲周补。</w:t>
             </w:r>
-            <w:r>
-              <w:rPr>
-                <w:b/>
-                <w:bCs/>
-              </w:rPr>
-              <w:t xml:space="preserve">There are no late penalties.</w:t>
-            </w:r>
-            <w:r>
-              <w:t xml:space="preserve"> </w:t>
-            </w:r>
-            <w:r>
-              <w:t xml:space="preserve">If they fall behind: do the current week first, catch up in a buffer week.</w:t>
-            </w:r>
           </w:p>
         </w:tc>
       </w:tr>
@@ -988,13 +682,6 @@
               </w:rPr>
               <w:t xml:space="preserve">个体学习</w:t>
             </w:r>
-            <w:r>
-              <w:rPr>
-                <w:b/>
-                <w:bCs/>
-              </w:rPr>
-              <w:t xml:space="preserve"> Individual</w:t>
-            </w:r>
           </w:p>
         </w:tc>
         <w:tc>
@@ -1007,10 +694,7 @@
               <w:rPr>
                 <w:rFonts w:hint="eastAsia"/>
               </w:rPr>
-              <w:t xml:space="preserve">没有小组作业，没有讨论区，没有互相回帖。Every</w:t>
-            </w:r>
-            <w:r>
-              <w:t xml:space="preserve"> artifact is the child’s own: no group work, no forum, no peer replies.</w:t>
+              <w:t xml:space="preserve">没有小组作业，没有讨论区，没有互相回帖。</w:t>
             </w:r>
           </w:p>
         </w:tc>
@@ -1030,13 +714,6 @@
               </w:rPr>
               <w:t xml:space="preserve">导师</w:t>
             </w:r>
-            <w:r>
-              <w:rPr>
-                <w:b/>
-                <w:bCs/>
-              </w:rPr>
-              <w:t xml:space="preserve"> Mentors</w:t>
-            </w:r>
           </w:p>
         </w:tc>
         <w:tc>
@@ -1058,10 +735,7 @@
               <w:rPr>
                 <w:rFonts w:hint="eastAsia"/>
               </w:rPr>
-              <w:t xml:space="preserve">名学生，我是其中之一。我每周查看进度、按量规评分、邮件反馈；哪一周没交，我当周就联系；也可预约一对一视频答疑。Two</w:t>
-            </w:r>
-            <w:r>
-              <w:t xml:space="preserve"> mentors, each supporting about 30 students; I am one. Every week I check progress, score by rubric, and reply by email; if work is missing I make contact that same week; 1:1 video is available by appointment.</w:t>
+              <w:t xml:space="preserve">名学生，我是其中之一。我每周查看进度、按量规评分、邮件反馈；哪一周没交，我当周就联系；也可预约一对一视频答疑。</w:t>
             </w:r>
           </w:p>
         </w:tc>
@@ -1076,14 +750,6 @@
           <w:rFonts w:hint="eastAsia"/>
         </w:rPr>
         <w:t xml:space="preserve">在线课程并不比线下轻松：它省掉通勤，换来的是对自我管理的更高要求。所以第一节的第一条最重要。</w:t>
-      </w:r>
-    </w:p>
-    <w:p>
-      <w:pPr>
-        <w:pStyle w:val="BodyText"/>
-      </w:pPr>
-      <w:r>
-        <w:t xml:space="preserve">An online course is not the easy option: it saves the commute and asks far more self-management in return. That is why the first item in Section 1 matters most.</w:t>
       </w:r>
     </w:p>
     <w:p>
@@ -1093,8 +759,8 @@
         </w:pict>
       </w:r>
     </w:p>
-    <w:bookmarkEnd w:id="17"/>
-    <w:bookmarkStart w:id="18" w:name="四孩子的一周"/>
+    <w:bookmarkEnd w:id="12"/>
+    <w:bookmarkStart w:id="13" w:name="四孩子的一周"/>
     <w:p>
       <w:pPr>
         <w:pStyle w:val="Heading2"/>
@@ -1106,16 +772,6 @@
         <w:t xml:space="preserve">四、孩子的一周</w:t>
       </w:r>
     </w:p>
-    <w:bookmarkEnd w:id="18"/>
-    <w:bookmarkStart w:id="19" w:name="your-childs-week"/>
-    <w:p>
-      <w:pPr>
-        <w:pStyle w:val="Heading2"/>
-      </w:pPr>
-      <w:r>
-        <w:t xml:space="preserve">4. Your child’s week</w:t>
-      </w:r>
-    </w:p>
     <w:p>
       <w:pPr>
         <w:pStyle w:val="FirstParagraph"/>
@@ -1236,36 +892,33 @@
         <w:pStyle w:val="BodyText"/>
       </w:pPr>
       <w:r>
-        <w:t xml:space="preserve">Each teaching week is</w:t>
-      </w:r>
-      <w:r>
-        <w:t xml:space="preserve"> </w:t>
-      </w:r>
-      <w:r>
-        <w:rPr>
-          <w:b/>
-          <w:bCs/>
-        </w:rPr>
-        <w:t xml:space="preserve">one web page</w:t>
-      </w:r>
-      <w:r>
-        <w:t xml:space="preserve">, and that page</w:t>
-      </w:r>
-      <w:r>
-        <w:t xml:space="preserve"> </w:t>
-      </w:r>
-      <w:r>
-        <w:rPr>
-          <w:i/>
-          <w:iCs/>
-        </w:rPr>
-        <w:t xml:space="preserve">is</w:t>
-      </w:r>
-      <w:r>
-        <w:t xml:space="preserve"> </w:t>
-      </w:r>
-      <w:r>
-        <w:t xml:space="preserve">the week’s learning. It always carries: objectives · time estimate · materials (text plus a short video) · a follow-along exercise · the week’s task and rubric · a checkable self-review list · an ungraded self-quiz · the three-line reflection log · optional extras · suggested pace · FAQ.</w:t>
+        <w:rPr>
+          <w:rFonts w:hint="eastAsia"/>
+        </w:rPr>
+        <w:t xml:space="preserve">视频每段不超过</w:t>
+      </w:r>
+      <w:r>
+        <w:t xml:space="preserve"> 5 </w:t>
+      </w:r>
+      <w:r>
+        <w:rPr>
+          <w:rFonts w:hint="eastAsia"/>
+        </w:rPr>
+        <w:t xml:space="preserve">分钟、配中英字幕，放在各地都能直接打开的平台上，</w:t>
+      </w:r>
+      <w:r>
+        <w:rPr>
+          <w:rFonts w:hint="eastAsia"/>
+          <w:b/>
+          <w:bCs/>
+        </w:rPr>
+        <w:t xml:space="preserve">每段视频都另附一份完整文字版</w:t>
+      </w:r>
+      <w:r>
+        <w:rPr>
+          <w:rFonts w:hint="eastAsia"/>
+        </w:rPr>
+        <w:t xml:space="preserve">——看不了视频也能学完。</w:t>
       </w:r>
     </w:p>
     <w:p>
@@ -1276,30 +929,60 @@
         <w:rPr>
           <w:rFonts w:hint="eastAsia"/>
         </w:rPr>
-        <w:t xml:space="preserve">视频每段不超过</w:t>
-      </w:r>
-      <w:r>
-        <w:t xml:space="preserve"> 5 </w:t>
-      </w:r>
-      <w:r>
-        <w:rPr>
-          <w:rFonts w:hint="eastAsia"/>
-        </w:rPr>
-        <w:t xml:space="preserve">分钟、配中英字幕，放在各地都能直接打开的平台上，</w:t>
-      </w:r>
-      <w:r>
-        <w:rPr>
-          <w:rFonts w:hint="eastAsia"/>
-          <w:b/>
-          <w:bCs/>
-        </w:rPr>
-        <w:t xml:space="preserve">每段视频都另附一份完整文字版</w:t>
-      </w:r>
-      <w:r>
-        <w:rPr>
-          <w:rFonts w:hint="eastAsia"/>
-        </w:rPr>
-        <w:t xml:space="preserve">——看不了视频也能学完。</w:t>
+        <w:t xml:space="preserve">第</w:t>
+      </w:r>
+      <w:r>
+        <w:t xml:space="preserve"> 3 </w:t>
+      </w:r>
+      <w:r>
+        <w:rPr>
+          <w:rFonts w:hint="eastAsia"/>
+        </w:rPr>
+        <w:t xml:space="preserve">周，孩子会建一个属于自己的个人网站，三个页面：</w:t>
+      </w:r>
+      <w:r>
+        <w:rPr>
+          <w:rFonts w:hint="eastAsia"/>
+          <w:b/>
+          <w:bCs/>
+        </w:rPr>
+        <w:t xml:space="preserve">关于我</w:t>
+      </w:r>
+      <w:r>
+        <w:rPr>
+          <w:b/>
+          <w:bCs/>
+        </w:rPr>
+        <w:t xml:space="preserve"> · </w:t>
+      </w:r>
+      <w:r>
+        <w:rPr>
+          <w:rFonts w:hint="eastAsia"/>
+          <w:b/>
+          <w:bCs/>
+        </w:rPr>
+        <w:t xml:space="preserve">学习日志</w:t>
+      </w:r>
+      <w:r>
+        <w:rPr>
+          <w:b/>
+          <w:bCs/>
+        </w:rPr>
+        <w:t xml:space="preserve"> · </w:t>
+      </w:r>
+      <w:r>
+        <w:rPr>
+          <w:rFonts w:hint="eastAsia"/>
+          <w:b/>
+          <w:bCs/>
+        </w:rPr>
+        <w:t xml:space="preserve">作品集</w:t>
+      </w:r>
+      <w:r>
+        <w:rPr>
+          <w:rFonts w:hint="eastAsia"/>
+        </w:rPr>
+        <w:t xml:space="preserve">。从那以后这个网站就是他的作业本。第二学期再加”项目”和”我的一年”两页。</w:t>
       </w:r>
     </w:p>
     <w:p>
@@ -1307,141 +990,6 @@
         <w:pStyle w:val="BodyText"/>
       </w:pPr>
       <w:r>
-        <w:t xml:space="preserve">Videos run under five minutes, carry bilingual captions, and sit on a host that opens directly wherever you are.</w:t>
-      </w:r>
-      <w:r>
-        <w:t xml:space="preserve"> </w:t>
-      </w:r>
-      <w:r>
-        <w:rPr>
-          <w:b/>
-          <w:bCs/>
-        </w:rPr>
-        <w:t xml:space="preserve">Every video has a full text version beside it</w:t>
-      </w:r>
-      <w:r>
-        <w:t xml:space="preserve">, so the week works even if the video does not.</w:t>
-      </w:r>
-    </w:p>
-    <w:p>
-      <w:pPr>
-        <w:pStyle w:val="BodyText"/>
-      </w:pPr>
-      <w:r>
-        <w:rPr>
-          <w:rFonts w:hint="eastAsia"/>
-        </w:rPr>
-        <w:t xml:space="preserve">第</w:t>
-      </w:r>
-      <w:r>
-        <w:t xml:space="preserve"> 3 </w:t>
-      </w:r>
-      <w:r>
-        <w:rPr>
-          <w:rFonts w:hint="eastAsia"/>
-        </w:rPr>
-        <w:t xml:space="preserve">周，孩子会建一个属于自己的个人网站，三个页面：</w:t>
-      </w:r>
-      <w:r>
-        <w:rPr>
-          <w:rFonts w:hint="eastAsia"/>
-          <w:b/>
-          <w:bCs/>
-        </w:rPr>
-        <w:t xml:space="preserve">关于我</w:t>
-      </w:r>
-      <w:r>
-        <w:rPr>
-          <w:b/>
-          <w:bCs/>
-        </w:rPr>
-        <w:t xml:space="preserve"> · </w:t>
-      </w:r>
-      <w:r>
-        <w:rPr>
-          <w:rFonts w:hint="eastAsia"/>
-          <w:b/>
-          <w:bCs/>
-        </w:rPr>
-        <w:t xml:space="preserve">学习日志</w:t>
-      </w:r>
-      <w:r>
-        <w:rPr>
-          <w:b/>
-          <w:bCs/>
-        </w:rPr>
-        <w:t xml:space="preserve"> · </w:t>
-      </w:r>
-      <w:r>
-        <w:rPr>
-          <w:rFonts w:hint="eastAsia"/>
-          <w:b/>
-          <w:bCs/>
-        </w:rPr>
-        <w:t xml:space="preserve">作品集</w:t>
-      </w:r>
-      <w:r>
-        <w:rPr>
-          <w:rFonts w:hint="eastAsia"/>
-        </w:rPr>
-        <w:t xml:space="preserve">。从那以后这个网站就是他的作业本。第二学期再加”项目”和”我的一年”两页。</w:t>
-      </w:r>
-    </w:p>
-    <w:p>
-      <w:pPr>
-        <w:pStyle w:val="BodyText"/>
-      </w:pPr>
-      <w:r>
-        <w:t xml:space="preserve">In Week 3 your child builds a personal website with three pages:</w:t>
-      </w:r>
-      <w:r>
-        <w:t xml:space="preserve"> </w:t>
-      </w:r>
-      <w:r>
-        <w:rPr>
-          <w:b/>
-          <w:bCs/>
-        </w:rPr>
-        <w:t xml:space="preserve">About me · Learning log · Portfolio</w:t>
-      </w:r>
-      <w:r>
-        <w:t xml:space="preserve">. From then on that site is their notebook. Semester 2 adds</w:t>
-      </w:r>
-      <w:r>
-        <w:t xml:space="preserve"> </w:t>
-      </w:r>
-      <w:r>
-        <w:rPr>
-          <w:i/>
-          <w:iCs/>
-        </w:rPr>
-        <w:t xml:space="preserve">Project</w:t>
-      </w:r>
-      <w:r>
-        <w:t xml:space="preserve"> </w:t>
-      </w:r>
-      <w:r>
-        <w:t xml:space="preserve">and</w:t>
-      </w:r>
-      <w:r>
-        <w:t xml:space="preserve"> </w:t>
-      </w:r>
-      <w:r>
-        <w:rPr>
-          <w:i/>
-          <w:iCs/>
-        </w:rPr>
-        <w:t xml:space="preserve">My year</w:t>
-      </w:r>
-      <w:r>
-        <w:t xml:space="preserve">.</w:t>
-      </w:r>
-    </w:p>
-    <w:p>
-      <w:pPr>
-        <w:pStyle w:val="BodyText"/>
-      </w:pPr>
-      <w:r>
         <w:rPr>
           <w:rFonts w:hint="eastAsia"/>
         </w:rPr>
@@ -1463,56 +1011,6 @@
           <w:bCs/>
         </w:rPr>
         <w:t xml:space="preserve">孩子在注册任何一个外部课程平台之前，我们要求他先告诉您。</w:t>
-      </w:r>
-    </w:p>
-    <w:p>
-      <w:pPr>
-        <w:pStyle w:val="BodyText"/>
-      </w:pPr>
-      <w:r>
-        <w:t xml:space="preserve">During Semester 1 your child also picks two free public online courses and actually takes them: one</w:t>
-      </w:r>
-      <w:r>
-        <w:t xml:space="preserve"> </w:t>
-      </w:r>
-      <w:r>
-        <w:rPr>
-          <w:i/>
-          <w:iCs/>
-        </w:rPr>
-        <w:t xml:space="preserve">core</w:t>
-      </w:r>
-      <w:r>
-        <w:t xml:space="preserve"> </w:t>
-      </w:r>
-      <w:r>
-        <w:t xml:space="preserve">course to finish, one</w:t>
-      </w:r>
-      <w:r>
-        <w:t xml:space="preserve"> </w:t>
-      </w:r>
-      <w:r>
-        <w:rPr>
-          <w:i/>
-          <w:iCs/>
-        </w:rPr>
-        <w:t xml:space="preserve">explore</w:t>
-      </w:r>
-      <w:r>
-        <w:t xml:space="preserve"> </w:t>
-      </w:r>
-      <w:r>
-        <w:t xml:space="preserve">course sampled for two or three lessons. The core course runs one hour a week later in the semester, inside the 120 minutes.</w:t>
-      </w:r>
-      <w:r>
-        <w:t xml:space="preserve"> </w:t>
-      </w:r>
-      <w:r>
-        <w:rPr>
-          <w:b/>
-          <w:bCs/>
-        </w:rPr>
-        <w:t xml:space="preserve">Before registering on any external platform, we ask your child to tell you first.</w:t>
       </w:r>
     </w:p>
     <w:p>
@@ -1522,8 +1020,8 @@
         </w:pict>
       </w:r>
     </w:p>
-    <w:bookmarkEnd w:id="19"/>
-    <w:bookmarkStart w:id="20" w:name="五作品怎么评放在哪里"/>
+    <w:bookmarkEnd w:id="13"/>
+    <w:bookmarkStart w:id="14" w:name="五作品怎么评放在哪里"/>
     <w:p>
       <w:pPr>
         <w:pStyle w:val="Heading2"/>
@@ -1535,16 +1033,6 @@
         <w:t xml:space="preserve">五、作品怎么评，放在哪里</w:t>
       </w:r>
     </w:p>
-    <w:bookmarkEnd w:id="20"/>
-    <w:bookmarkStart w:id="21" w:name="how-work-is-assessed-and-where-it-lives"/>
-    <w:p>
-      <w:pPr>
-        <w:pStyle w:val="Heading2"/>
-      </w:pPr>
-      <w:r>
-        <w:t xml:space="preserve">5. How work is assessed, and where it lives</w:t>
-      </w:r>
-    </w:p>
     <w:p>
       <w:pPr>
         <w:pStyle w:val="FirstParagraph"/>
@@ -1554,30 +1042,6 @@
           <w:rFonts w:hint="eastAsia"/>
         </w:rPr>
         <w:t xml:space="preserve">每一件计分的作品都附一张量规。量规的每一行就是这个单元的学习目标，每一行分四级：</w:t>
-      </w:r>
-    </w:p>
-    <w:p>
-      <w:pPr>
-        <w:pStyle w:val="BodyText"/>
-      </w:pPr>
-      <w:r>
-        <w:t xml:space="preserve">Every graded task comes with a rubric. Each row</w:t>
-      </w:r>
-      <w:r>
-        <w:t xml:space="preserve"> </w:t>
-      </w:r>
-      <w:r>
-        <w:rPr>
-          <w:i/>
-          <w:iCs/>
-        </w:rPr>
-        <w:t xml:space="preserve">is</w:t>
-      </w:r>
-      <w:r>
-        <w:t xml:space="preserve"> </w:t>
-      </w:r>
-      <w:r>
-        <w:t xml:space="preserve">one of that module’s objectives, rated at four levels:</w:t>
       </w:r>
     </w:p>
     <w:tbl>
@@ -1607,9 +1071,6 @@
               </w:rPr>
               <w:t xml:space="preserve">等级</w:t>
             </w:r>
-            <w:r>
-              <w:t xml:space="preserve"> Level</w:t>
-            </w:r>
           </w:p>
         </w:tc>
         <w:tc>
@@ -1623,9 +1084,6 @@
                 <w:rFonts w:hint="eastAsia"/>
               </w:rPr>
               <w:t xml:space="preserve">含义</w:t>
-            </w:r>
-            <w:r>
-              <w:t xml:space="preserve"> What it means</w:t>
             </w:r>
           </w:p>
         </w:tc>
@@ -1645,13 +1103,6 @@
               </w:rPr>
               <w:t xml:space="preserve">达标</w:t>
             </w:r>
-            <w:r>
-              <w:rPr>
-                <w:b/>
-                <w:bCs/>
-              </w:rPr>
-              <w:t xml:space="preserve"> Meets</w:t>
-            </w:r>
           </w:p>
         </w:tc>
         <w:tc>
@@ -1664,10 +1115,7 @@
               <w:rPr>
                 <w:rFonts w:hint="eastAsia"/>
               </w:rPr>
-              <w:t xml:space="preserve">作品清楚地做到了这条目标。The</w:t>
-            </w:r>
-            <w:r>
-              <w:t xml:space="preserve"> work clearly does what the objective asks.</w:t>
+              <w:t xml:space="preserve">作品清楚地做到了这条目标。</w:t>
             </w:r>
           </w:p>
         </w:tc>
@@ -1687,13 +1135,6 @@
               </w:rPr>
               <w:t xml:space="preserve">发展中</w:t>
             </w:r>
-            <w:r>
-              <w:rPr>
-                <w:b/>
-                <w:bCs/>
-              </w:rPr>
-              <w:t xml:space="preserve"> Developing</w:t>
-            </w:r>
           </w:p>
         </w:tc>
         <w:tc>
@@ -1706,10 +1147,7 @@
               <w:rPr>
                 <w:rFonts w:hint="eastAsia"/>
               </w:rPr>
-              <w:t xml:space="preserve">方向对了，还差一点火候。On</w:t>
-            </w:r>
-            <w:r>
-              <w:t xml:space="preserve"> the right track, not there yet.</w:t>
+              <w:t xml:space="preserve">方向对了，还差一点火候。</w:t>
             </w:r>
           </w:p>
         </w:tc>
@@ -1729,13 +1167,6 @@
               </w:rPr>
               <w:t xml:space="preserve">尚未达标</w:t>
             </w:r>
-            <w:r>
-              <w:rPr>
-                <w:b/>
-                <w:bCs/>
-              </w:rPr>
-              <w:t xml:space="preserve"> Not yet</w:t>
-            </w:r>
           </w:p>
         </w:tc>
         <w:tc>
@@ -1748,10 +1179,7 @@
               <w:rPr>
                 <w:rFonts w:hint="eastAsia"/>
               </w:rPr>
-              <w:t xml:space="preserve">这条目标还没有做到。The</w:t>
-            </w:r>
-            <w:r>
-              <w:t xml:space="preserve"> objective has not been met yet.</w:t>
+              <w:t xml:space="preserve">这条目标还没有做到。</w:t>
             </w:r>
           </w:p>
         </w:tc>
@@ -1771,13 +1199,6 @@
               </w:rPr>
               <w:t xml:space="preserve">证据不足</w:t>
             </w:r>
-            <w:r>
-              <w:rPr>
-                <w:b/>
-                <w:bCs/>
-              </w:rPr>
-              <w:t xml:space="preserve"> No evidence</w:t>
-            </w:r>
           </w:p>
         </w:tc>
         <w:tc>
@@ -1790,31 +1211,7 @@
               <w:rPr>
                 <w:rFonts w:hint="eastAsia"/>
               </w:rPr>
-              <w:t xml:space="preserve">不是做得不好，而是作品里看不出来——通常漏了一步，补上就行。Not</w:t>
-            </w:r>
-            <w:r>
-              <w:t xml:space="preserve"> </w:t>
-            </w:r>
-            <w:r>
-              <w:t xml:space="preserve">“poor work”</w:t>
-            </w:r>
-            <w:r>
-              <w:t xml:space="preserve"> </w:t>
-            </w:r>
-            <w:r>
-              <w:t xml:space="preserve">but</w:t>
-            </w:r>
-            <w:r>
-              <w:t xml:space="preserve"> </w:t>
-            </w:r>
-            <w:r>
-              <w:t xml:space="preserve">“nothing to read”</w:t>
-            </w:r>
-            <w:r>
-              <w:t xml:space="preserve"> </w:t>
-            </w:r>
-            <w:r>
-              <w:t xml:space="preserve">— usually a missing step that can simply be added.</w:t>
+              <w:t xml:space="preserve">不是做得不好，而是作品里看不出来——通常漏了一步，补上就行。</w:t>
             </w:r>
           </w:p>
         </w:tc>
@@ -1895,54 +1292,6 @@
         <w:pStyle w:val="BodyText"/>
       </w:pPr>
       <w:r>
-        <w:t xml:space="preserve">Work is</w:t>
-      </w:r>
-      <w:r>
-        <w:t xml:space="preserve"> </w:t>
-      </w:r>
-      <w:r>
-        <w:rPr>
-          <w:b/>
-          <w:bCs/>
-        </w:rPr>
-        <w:t xml:space="preserve">published on your child’s own website</w:t>
-      </w:r>
-      <w:r>
-        <w:t xml:space="preserve">, and its link registered with me; I score by rubric and reply by email within a week. Each semester is out of 100:</w:t>
-      </w:r>
-      <w:r>
-        <w:t xml:space="preserve"> </w:t>
-      </w:r>
-      <w:r>
-        <w:rPr>
-          <w:b/>
-          <w:bCs/>
-        </w:rPr>
-        <w:t xml:space="preserve">60 or above passes and earns the semester certificate, 85 or above is marked</w:t>
-      </w:r>
-      <w:r>
-        <w:rPr>
-          <w:b/>
-          <w:bCs/>
-        </w:rPr>
-        <w:t xml:space="preserve"> </w:t>
-      </w:r>
-      <w:r>
-        <w:rPr>
-          <w:b/>
-          <w:bCs/>
-        </w:rPr>
-        <w:t xml:space="preserve">“with distinction”</w:t>
-      </w:r>
-      <w:r>
-        <w:t xml:space="preserve">, and passing both semesters earns the year certificate.</w:t>
-      </w:r>
-    </w:p>
-    <w:p>
-      <w:pPr>
-        <w:pStyle w:val="BodyText"/>
-      </w:pPr>
-      <w:r>
         <w:rPr>
           <w:rFonts w:hint="eastAsia"/>
         </w:rPr>
@@ -1961,41 +1310,6 @@
           <w:rFonts w:hint="eastAsia"/>
         </w:rPr>
         <w:t xml:space="preserve">，帮孩子看清自己的变化。它不进成绩，不影响证书，结果只显示在孩子自己的浏览器里。</w:t>
-      </w:r>
-    </w:p>
-    <w:p>
-      <w:pPr>
-        <w:pStyle w:val="BodyText"/>
-      </w:pPr>
-      <w:r>
-        <w:t xml:space="preserve">The course also includes a few</w:t>
-      </w:r>
-      <w:r>
-        <w:t xml:space="preserve"> </w:t>
-      </w:r>
-      <w:r>
-        <w:rPr>
-          <w:b/>
-          <w:bCs/>
-        </w:rPr>
-        <w:t xml:space="preserve">ungraded</w:t>
-      </w:r>
-      <w:r>
-        <w:rPr>
-          <w:b/>
-          <w:bCs/>
-        </w:rPr>
-        <w:t xml:space="preserve"> </w:t>
-      </w:r>
-      <w:r>
-        <w:rPr>
-          <w:b/>
-          <w:bCs/>
-        </w:rPr>
-        <w:t xml:space="preserve">“learning self-checks”</w:t>
-      </w:r>
-      <w:r>
-        <w:t xml:space="preserve">. They never enter the grade, never affect the certificate, and display only in your child’s own browser.</w:t>
       </w:r>
     </w:p>
     <w:p>
@@ -2005,8 +1319,8 @@
         </w:pict>
       </w:r>
     </w:p>
-    <w:bookmarkEnd w:id="21"/>
-    <w:bookmarkStart w:id="22" w:name="六隐私与安全"/>
+    <w:bookmarkEnd w:id="14"/>
+    <w:bookmarkStart w:id="15" w:name="六隐私与安全"/>
     <w:p>
       <w:pPr>
         <w:pStyle w:val="Heading2"/>
@@ -2016,16 +1330,6 @@
           <w:rFonts w:hint="eastAsia"/>
         </w:rPr>
         <w:t xml:space="preserve">六、隐私与安全</w:t>
-      </w:r>
-    </w:p>
-    <w:bookmarkEnd w:id="22"/>
-    <w:bookmarkStart w:id="23" w:name="privacy-and-safety"/>
-    <w:p>
-      <w:pPr>
-        <w:pStyle w:val="Heading2"/>
-      </w:pPr>
-      <w:r>
-        <w:t xml:space="preserve">6. Privacy and safety</w:t>
       </w:r>
     </w:p>
     <w:p>
@@ -2053,13 +1357,6 @@
         </w:rPr>
         <w:t xml:space="preserve">孩子在网站上使用英文名或化名。</w:t>
       </w:r>
-      <w:r>
-        <w:rPr>
-          <w:b/>
-          <w:bCs/>
-        </w:rPr>
-        <w:t xml:space="preserve">Pseudonyms, not real names.</w:t>
-      </w:r>
     </w:p>
     <w:p>
       <w:pPr>
@@ -2083,16 +1380,6 @@
         </w:rPr>
         <w:t xml:space="preserve">，也不发布任何他人的个人信息。</w:t>
       </w:r>
-      <w:r>
-        <w:rPr>
-          <w:b/>
-          <w:bCs/>
-        </w:rPr>
-        <w:t xml:space="preserve">No face photos, no full school name</w:t>
-      </w:r>
-      <w:r>
-        <w:t xml:space="preserve">, and no one else’s personal information.</w:t>
-      </w:r>
     </w:p>
     <w:p>
       <w:pPr>
@@ -2119,19 +1406,6 @@
         </w:rPr>
         <w:t xml:space="preserve">建站那一周我们会一步一步教孩子把这个开关关上：网站能通过链接打开，但搜不到。</w:t>
       </w:r>
-      <w:r>
-        <w:rPr>
-          <w:b/>
-          <w:bCs/>
-        </w:rPr>
-        <w:t xml:space="preserve">The site is set to no-index by default.</w:t>
-      </w:r>
-      <w:r>
-        <w:t xml:space="preserve"> </w:t>
-      </w:r>
-      <w:r>
-        <w:t xml:space="preserve">We walk your child through that switch step by step: the site opens by link but does not appear in search results.</w:t>
-      </w:r>
     </w:p>
     <w:p>
       <w:pPr>
@@ -2158,19 +1432,6 @@
         </w:rPr>
         <w:t xml:space="preserve">在那之前不存在”公开”这个动作。</w:t>
       </w:r>
-      <w:r>
-        <w:rPr>
-          <w:b/>
-          <w:bCs/>
-        </w:rPr>
-        <w:t xml:space="preserve">Making the site public is only an option at the very end of Semester 2, and only with written parental consent.</w:t>
-      </w:r>
-      <w:r>
-        <w:t xml:space="preserve"> </w:t>
-      </w:r>
-      <w:r>
-        <w:t xml:space="preserve">Until then, going public is simply not an action that exists.</w:t>
-      </w:r>
     </w:p>
     <w:p>
       <w:pPr>
@@ -2204,19 +1465,6 @@
         </w:rPr>
         <w:t xml:space="preserve">这是选工具的硬规则。</w:t>
       </w:r>
-      <w:r>
-        <w:rPr>
-          <w:b/>
-          <w:bCs/>
-        </w:rPr>
-        <w:t xml:space="preserve">All tools are free and sign up with an email address only — no phone number, no VPN.</w:t>
-      </w:r>
-      <w:r>
-        <w:t xml:space="preserve"> </w:t>
-      </w:r>
-      <w:r>
-        <w:t xml:space="preserve">This is a hard rule, not a preference.</w:t>
-      </w:r>
     </w:p>
     <w:p>
       <w:pPr>
@@ -2294,29 +1542,6 @@
       <w:r>
         <w:t xml:space="preserve">。</w:t>
       </w:r>
-      <w:r>
-        <w:rPr>
-          <w:b/>
-          <w:bCs/>
-        </w:rPr>
-        <w:t xml:space="preserve">AI use has explicit rules.</w:t>
-      </w:r>
-      <w:r>
-        <w:t xml:space="preserve"> </w:t>
-      </w:r>
-      <w:r>
-        <w:t xml:space="preserve">Nothing in Semester 1 requires an AI tool. AI-generated content may never be submitted as one’s own; factual claims must be verified against a reliable source; and</w:t>
-      </w:r>
-      <w:r>
-        <w:t xml:space="preserve"> </w:t>
-      </w:r>
-      <w:r>
-        <w:rPr>
-          <w:b/>
-          <w:bCs/>
-        </w:rPr>
-        <w:t xml:space="preserve">personal information — your child’s or anyone else’s — is never typed into an AI tool.</w:t>
-      </w:r>
     </w:p>
     <w:p>
       <w:pPr>
@@ -2340,16 +1565,6 @@
         </w:rPr>
         <w:t xml:space="preserve">，进度只保存在孩子自己的浏览器里，我们不收集。</w:t>
       </w:r>
-      <w:r>
-        <w:rPr>
-          <w:b/>
-          <w:bCs/>
-        </w:rPr>
-        <w:t xml:space="preserve">The interactive parts of each page require no account</w:t>
-      </w:r>
-      <w:r>
-        <w:t xml:space="preserve">; progress stays in your child’s own browser and is not collected by us.</w:t>
-      </w:r>
     </w:p>
     <w:p>
       <w:pPr>
@@ -2368,24 +1583,6 @@
           <w:bCs/>
         </w:rPr>
         <w:t xml:space="preserve">这类事情从来没有”小题大做”。</w:t>
-      </w:r>
-    </w:p>
-    <w:p>
-      <w:pPr>
-        <w:pStyle w:val="BodyText"/>
-      </w:pPr>
-      <w:r>
-        <w:t xml:space="preserve">If the site breaks, content is lost, or your child meets anything online that makes them uncomfortable, please email me at once.</w:t>
-      </w:r>
-      <w:r>
-        <w:t xml:space="preserve"> </w:t>
-      </w:r>
-      <w:r>
-        <w:rPr>
-          <w:b/>
-          <w:bCs/>
-        </w:rPr>
-        <w:t xml:space="preserve">On matters like these there is no such thing as overreacting.</w:t>
       </w:r>
     </w:p>
     <w:p>
@@ -2395,8 +1592,8 @@
         </w:pict>
       </w:r>
     </w:p>
-    <w:bookmarkEnd w:id="23"/>
-    <w:bookmarkStart w:id="24" w:name="七孩子卡住时走这三步"/>
+    <w:bookmarkEnd w:id="15"/>
+    <w:bookmarkStart w:id="16" w:name="七孩子卡住时走这三步"/>
     <w:p>
       <w:pPr>
         <w:pStyle w:val="Heading2"/>
@@ -2406,16 +1603,6 @@
           <w:rFonts w:hint="eastAsia"/>
         </w:rPr>
         <w:t xml:space="preserve">七、孩子卡住时，走这三步</w:t>
-      </w:r>
-    </w:p>
-    <w:bookmarkEnd w:id="24"/>
-    <w:bookmarkStart w:id="25" w:name="when-your-child-is-stuck"/>
-    <w:p>
-      <w:pPr>
-        <w:pStyle w:val="Heading2"/>
-      </w:pPr>
-      <w:r>
-        <w:t xml:space="preserve">7. When your child is stuck</w:t>
       </w:r>
     </w:p>
     <w:p>
@@ -2440,19 +1627,6 @@
         </w:rPr>
         <w:t xml:space="preserve">：一句话说明”我想做什么、我做了什么、结果怎样”，配一张截图。</w:t>
       </w:r>
-      <w:r>
-        <w:rPr>
-          <w:b/>
-          <w:bCs/>
-        </w:rPr>
-        <w:t xml:space="preserve">Have them state the problem</w:t>
-      </w:r>
-      <w:r>
-        <w:t xml:space="preserve"> </w:t>
-      </w:r>
-      <w:r>
-        <w:t xml:space="preserve">— one sentence covering what they were trying to do, what they did, and what happened, plus a screenshot.</w:t>
-      </w:r>
     </w:p>
     <w:p>
       <w:pPr>
@@ -2488,19 +1662,6 @@
         </w:rPr>
         <w:t xml:space="preserve">小时内回复（节假日除外）。</w:t>
       </w:r>
-      <w:r>
-        <w:rPr>
-          <w:b/>
-          <w:bCs/>
-        </w:rPr>
-        <w:t xml:space="preserve">Have them email me themselves</w:t>
-      </w:r>
-      <w:r>
-        <w:t xml:space="preserve"> </w:t>
-      </w:r>
-      <w:r>
-        <w:t xml:space="preserve">— writing that email is itself part of what Semester 1 teaches. I reply within 24–48 hours (holidays excepted).</w:t>
-      </w:r>
     </w:p>
     <w:p>
       <w:pPr>
@@ -2527,19 +1688,6 @@
         </w:rPr>
         <w:t xml:space="preserve">卡住的那一件放着，不是失败，是排队。</w:t>
       </w:r>
-      <w:r>
-        <w:rPr>
-          <w:b/>
-          <w:bCs/>
-        </w:rPr>
-        <w:t xml:space="preserve">While waiting, let them move on.</w:t>
-      </w:r>
-      <w:r>
-        <w:t xml:space="preserve"> </w:t>
-      </w:r>
-      <w:r>
-        <w:t xml:space="preserve">A stuck item set aside is not a failure; it is an item in a queue.</w:t>
-      </w:r>
     </w:p>
     <w:p>
       <w:pPr>
@@ -2561,24 +1709,6 @@
           <w:rFonts w:hint="eastAsia"/>
         </w:rPr>
         <w:t xml:space="preserve">请立刻联系我，不必等孩子自己开口。如果孩子出现明显反常——突然沉默、忽然拒绝把手机放在客厅——请先温和地问，然后尽快联系我。</w:t>
-      </w:r>
-    </w:p>
-    <w:p>
-      <w:pPr>
-        <w:pStyle w:val="BodyText"/>
-      </w:pPr>
-      <w:r>
-        <w:rPr>
-          <w:b/>
-          <w:bCs/>
-        </w:rPr>
-        <w:t xml:space="preserve">There is one case where you should step in directly: anything involving safety, privacy, money, or something that has upset your child.</w:t>
-      </w:r>
-      <w:r>
-        <w:t xml:space="preserve"> </w:t>
-      </w:r>
-      <w:r>
-        <w:t xml:space="preserve">Contact me at once; do not wait for your child to raise it. If you notice a marked change — a sudden silence, a flat refusal to leave the phone in the living room — ask gently first, then contact me promptly.</w:t>
       </w:r>
     </w:p>
     <w:p>
@@ -2588,8 +1718,8 @@
         </w:pict>
       </w:r>
     </w:p>
-    <w:bookmarkEnd w:id="25"/>
-    <w:bookmarkStart w:id="26" w:name="八需要您知情的三件事"/>
+    <w:bookmarkEnd w:id="16"/>
+    <w:bookmarkStart w:id="17" w:name="八需要您知情的三件事"/>
     <w:p>
       <w:pPr>
         <w:pStyle w:val="Heading2"/>
@@ -2599,16 +1729,6 @@
           <w:rFonts w:hint="eastAsia"/>
         </w:rPr>
         <w:t xml:space="preserve">八、需要您知情的三件事</w:t>
-      </w:r>
-    </w:p>
-    <w:bookmarkEnd w:id="26"/>
-    <w:bookmarkStart w:id="27" w:name="three-things-you-should-know-about"/>
-    <w:p>
-      <w:pPr>
-        <w:pStyle w:val="Heading2"/>
-      </w:pPr>
-      <w:r>
-        <w:t xml:space="preserve">8. Three things you should know about</w:t>
       </w:r>
     </w:p>
     <w:p>
@@ -2668,32 +1788,6 @@
         </w:rPr>
         <w:t xml:space="preserve">——请花两分钟看一眼是哪个平台。</w:t>
       </w:r>
-      <w:r>
-        <w:rPr>
-          <w:b/>
-          <w:bCs/>
-        </w:rPr>
-        <w:t xml:space="preserve">Your child will register accounts with an email address</w:t>
-      </w:r>
-      <w:r>
-        <w:t xml:space="preserve">: a website builder in Week 3, plus one or two external course platforms in Semester 1. All free, email only, no phone number.</w:t>
-      </w:r>
-      <w:r>
-        <w:t xml:space="preserve"> </w:t>
-      </w:r>
-      <w:r>
-        <w:rPr>
-          <w:b/>
-          <w:bCs/>
-        </w:rPr>
-        <w:t xml:space="preserve">They will tell you before registering</w:t>
-      </w:r>
-      <w:r>
-        <w:t xml:space="preserve"> </w:t>
-      </w:r>
-      <w:r>
-        <w:t xml:space="preserve">— please take two minutes to look at which platform it is.</w:t>
-      </w:r>
     </w:p>
     <w:p>
       <w:pPr>
@@ -2753,19 +1847,6 @@
         </w:rPr>
         <w:t xml:space="preserve">工具；家中不便使用的孩子可以申请在校完成相关任务。</w:t>
       </w:r>
-      <w:r>
-        <w:rPr>
-          <w:b/>
-          <w:bCs/>
-        </w:rPr>
-        <w:t xml:space="preserve">AI-tool age terms.</w:t>
-      </w:r>
-      <w:r>
-        <w:t xml:space="preserve"> </w:t>
-      </w:r>
-      <w:r>
-        <w:t xml:space="preserve">Some tools require guardian consent for users under 14. Nothing in Semester 1 requires an AI tool, and any child who cannot use one at home may complete the work on campus.</w:t>
-      </w:r>
     </w:p>
     <w:p>
       <w:pPr>
@@ -2807,33 +1888,7 @@
         <w:t xml:space="preserve">——到时会另有一份说明和同意表送到您手上。</w:t>
       </w:r>
       <w:r>
-        <w:rPr>
-          <w:b/>
-          <w:bCs/>
-        </w:rPr>
-        <w:t xml:space="preserve">The site’s privacy settings and the year-end public option.</w:t>
-      </w:r>
-      <w:r>
-        <w:t xml:space="preserve"> </w:t>
-      </w:r>
-      <w:r>
-        <w:t xml:space="preserve">The site is unindexed and pseudonymous by default, with no face photos and no full school name. If at the end of Semester 2 your child wishes to make their portfolio public,</w:t>
-      </w:r>
-      <w:r>
-        <w:t xml:space="preserve"> </w:t>
-      </w:r>
-      <w:r>
-        <w:rPr>
-          <w:b/>
-          <w:bCs/>
-        </w:rPr>
-        <w:t xml:space="preserve">your written consent is required</w:t>
-      </w:r>
-      <w:r>
-        <w:t xml:space="preserve"> </w:t>
-      </w:r>
-      <w:r>
-        <w:t xml:space="preserve">— a separate note and consent form will reach you then. </w:t>
+        <w:t xml:space="preserve"> </w:t>
       </w:r>
       <w:r>
         <w:rPr>
@@ -2861,8 +1916,8 @@
         </w:pict>
       </w:r>
     </w:p>
-    <w:bookmarkEnd w:id="27"/>
-    <w:bookmarkStart w:id="28" w:name="九有问题找谁"/>
+    <w:bookmarkEnd w:id="17"/>
+    <w:bookmarkStart w:id="18" w:name="九有问题找谁"/>
     <w:p>
       <w:pPr>
         <w:pStyle w:val="Heading2"/>
@@ -2872,16 +1927,6 @@
           <w:rFonts w:hint="eastAsia"/>
         </w:rPr>
         <w:t xml:space="preserve">九、有问题找谁</w:t>
-      </w:r>
-    </w:p>
-    <w:bookmarkEnd w:id="28"/>
-    <w:bookmarkStart w:id="29" w:name="whom-to-contact"/>
-    <w:p>
-      <w:pPr>
-        <w:pStyle w:val="Heading2"/>
-      </w:pPr>
-      <w:r>
-        <w:t xml:space="preserve">9. Whom to contact</w:t>
       </w:r>
     </w:p>
     <w:tbl>
@@ -2912,9 +1957,6 @@
               </w:rPr>
               <w:t xml:space="preserve">找谁</w:t>
             </w:r>
-            <w:r>
-              <w:t xml:space="preserve"> Who</w:t>
-            </w:r>
           </w:p>
         </w:tc>
         <w:tc>
@@ -2929,9 +1971,6 @@
               </w:rPr>
               <w:t xml:space="preserve">什么事</w:t>
             </w:r>
-            <w:r>
-              <w:t xml:space="preserve"> What for</w:t>
-            </w:r>
           </w:p>
         </w:tc>
         <w:tc>
@@ -2945,9 +1984,6 @@
                 <w:rFonts w:hint="eastAsia"/>
               </w:rPr>
               <w:t xml:space="preserve">怎么联系</w:t>
-            </w:r>
-            <w:r>
-              <w:t xml:space="preserve"> How</w:t>
             </w:r>
           </w:p>
         </w:tc>
@@ -2982,13 +2018,6 @@
               </w:rPr>
               <w:t xml:space="preserve">您孩子的导师</w:t>
             </w:r>
-            <w:r>
-              <w:rPr>
-                <w:b/>
-                <w:bCs/>
-              </w:rPr>
-              <w:t xml:space="preserve"> Me — your child’s mentor</w:t>
-            </w:r>
           </w:p>
         </w:tc>
         <w:tc>
@@ -3001,10 +2030,7 @@
               <w:rPr>
                 <w:rFonts w:hint="eastAsia"/>
               </w:rPr>
-              <w:t xml:space="preserve">每周进度、作品与反馈；技术故障；孩子落后了；安全、隐私与便利安排。Weekly</w:t>
-            </w:r>
-            <w:r>
-              <w:t xml:space="preserve"> progress, work and feedback; technical trouble; falling behind; safety, privacy and accommodations.</w:t>
+              <w:t xml:space="preserve">每周进度、作品与反馈；技术故障；孩子落后了；安全、隐私与便利安排。</w:t>
             </w:r>
           </w:p>
         </w:tc>
@@ -3050,13 +2076,6 @@
               </w:rPr>
               <w:t xml:space="preserve">课程网站</w:t>
             </w:r>
-            <w:r>
-              <w:rPr>
-                <w:b/>
-                <w:bCs/>
-              </w:rPr>
-              <w:t xml:space="preserve"> Course site</w:t>
-            </w:r>
           </w:p>
         </w:tc>
         <w:tc>
@@ -3069,10 +2088,7 @@
               <w:rPr>
                 <w:rFonts w:hint="eastAsia"/>
               </w:rPr>
-              <w:t xml:space="preserve">教纲、每周页面、量规、本学期日历。Syllabus,</w:t>
-            </w:r>
-            <w:r>
-              <w:t xml:space="preserve"> weekly pages, rubrics, the semester calendar.</w:t>
+              <w:t xml:space="preserve">教纲、每周页面、量规、本学期日历。</w:t>
             </w:r>
           </w:p>
         </w:tc>
@@ -3137,30 +2153,6 @@
           <w:rFonts w:hint="eastAsia"/>
         </w:rPr>
         <w:t xml:space="preserve">（节假日除外）。如果孩子在读写、视听、注意力或其他方面需要便利安排（例如延长时限或替代形式），请尽早告诉我——相关信息会被保密。</w:t>
-      </w:r>
-    </w:p>
-    <w:p>
-      <w:pPr>
-        <w:pStyle w:val="BodyText"/>
-      </w:pPr>
-      <w:r>
-        <w:t xml:space="preserve">I reply to email</w:t>
-      </w:r>
-      <w:r>
-        <w:t xml:space="preserve"> </w:t>
-      </w:r>
-      <w:r>
-        <w:rPr>
-          <w:b/>
-          <w:bCs/>
-        </w:rPr>
-        <w:t xml:space="preserve">within 24–48 hours</w:t>
-      </w:r>
-      <w:r>
-        <w:t xml:space="preserve"> </w:t>
-      </w:r>
-      <w:r>
-        <w:t xml:space="preserve">(holidays excepted). If your child needs accommodations — extra time, an alternative format, or anything else — please tell me early. What you tell me stays confidential.</w:t>
       </w:r>
     </w:p>
     <w:p>
@@ -3202,171 +2194,1897 @@
         </w:pict>
       </w:r>
     </w:p>
+    <w:bookmarkEnd w:id="18"/>
+    <w:bookmarkStart w:id="19" w:name="十最后"/>
+    <w:p>
+      <w:pPr>
+        <w:pStyle w:val="Heading2"/>
+      </w:pPr>
+      <w:r>
+        <w:rPr>
+          <w:rFonts w:hint="eastAsia"/>
+        </w:rPr>
+        <w:t xml:space="preserve">十、最后</w:t>
+      </w:r>
+    </w:p>
+    <w:p>
+      <w:pPr>
+        <w:pStyle w:val="FirstParagraph"/>
+      </w:pPr>
+      <w:r>
+        <w:rPr>
+          <w:rFonts w:hint="eastAsia"/>
+        </w:rPr>
+        <w:t xml:space="preserve">这一年结束的时候，我希望您看到的不只是一个网站和两张证书，而是一个</w:t>
+      </w:r>
+      <w:r>
+        <w:rPr>
+          <w:rFonts w:hint="eastAsia"/>
+          <w:b/>
+          <w:bCs/>
+        </w:rPr>
+        <w:t xml:space="preserve">能给自己定目标、能自己开口求助、卡住了会想办法的孩子</w:t>
+      </w:r>
+      <w:r>
+        <w:t xml:space="preserve">。</w:t>
+      </w:r>
+    </w:p>
+    <w:p>
+      <w:pPr>
+        <w:pStyle w:val="BodyText"/>
+      </w:pPr>
+      <w:r>
+        <w:rPr>
+          <w:rFonts w:hint="eastAsia"/>
+        </w:rPr>
+        <w:t xml:space="preserve">您扮演的角色比您以为的重要，也比您以为的轻松：不是当老师，不是当监工，只是当那个守住时间、认真听讲、并且忍住不替他动手的人。</w:t>
+      </w:r>
+    </w:p>
+    <w:p>
+      <w:pPr>
+        <w:pStyle w:val="BodyText"/>
+      </w:pPr>
+      <w:r>
+        <w:rPr>
+          <w:rFonts w:hint="eastAsia"/>
+        </w:rPr>
+        <w:t xml:space="preserve">谢谢您的信任。</w:t>
+      </w:r>
+    </w:p>
+    <w:p>
+      <w:pPr>
+        <w:pStyle w:val="BodyText"/>
+      </w:pPr>
+      <w:r>
+        <w:rPr>
+          <w:rFonts w:hint="eastAsia"/>
+        </w:rPr>
+        <w:t xml:space="preserve">顺颂</w:t>
+      </w:r>
+      <w:r>
+        <w:t xml:space="preserve"> </w:t>
+      </w:r>
+      <w:r>
+        <w:rPr>
+          <w:rFonts w:hint="eastAsia"/>
+        </w:rPr>
+        <w:t xml:space="preserve">时祺</w:t>
+      </w:r>
+    </w:p>
+    <w:p>
+      <w:pPr>
+        <w:pStyle w:val="BodyText"/>
+      </w:pPr>
+      <w:r>
+        <w:rPr>
+          <w:rFonts w:hint="eastAsia"/>
+          <w:b/>
+          <w:bCs/>
+        </w:rPr>
+        <w:t xml:space="preserve">您孩子在《数字化学习》课程中的导师</w:t>
+      </w:r>
+    </w:p>
+    <w:bookmarkEnd w:id="19"/>
+    <w:bookmarkStart w:id="31" w:name="english-version"/>
+    <w:p>
+      <w:pPr>
+        <w:pStyle w:val="Heading1"/>
+      </w:pPr>
+      <w:r>
+        <w:t xml:space="preserve">English version · </w:t>
+      </w:r>
+      <w:r>
+        <w:rPr>
+          <w:rFonts w:hint="eastAsia"/>
+        </w:rPr>
+        <w:t xml:space="preserve">英文版</w:t>
+      </w:r>
+    </w:p>
+    <w:p>
+      <w:pPr>
+        <w:pStyle w:val="FirstParagraph"/>
+      </w:pPr>
+      <w:r>
+        <w:rPr>
+          <w:b/>
+          <w:bCs/>
+        </w:rPr>
+        <w:t xml:space="preserve">About the Digital Learning course</w:t>
+      </w:r>
+    </w:p>
+    <w:p>
+      <w:pPr>
+        <w:pStyle w:val="BodyText"/>
+      </w:pPr>
+      <w:r>
+        <w:rPr>
+          <w:rFonts w:hint="eastAsia"/>
+        </w:rPr>
+        <w:t xml:space="preserve">日期</w:t>
+      </w:r>
+      <w:r>
+        <w:t xml:space="preserve"> </w:t>
+      </w:r>
+      <w:r>
+        <w:rPr>
+          <w:rFonts w:hint="eastAsia"/>
+        </w:rPr>
+        <w:t xml:space="preserve">Date：【请填写</w:t>
+      </w:r>
+      <w:r>
+        <w:t xml:space="preserve"> Fill </w:t>
+      </w:r>
+      <w:r>
+        <w:rPr>
+          <w:rFonts w:hint="eastAsia"/>
+        </w:rPr>
+        <w:t xml:space="preserve">in：落款日期</w:t>
+      </w:r>
+      <w:r>
+        <w:t xml:space="preserve"> date of this letter】</w:t>
+      </w:r>
+    </w:p>
+    <w:p>
+      <w:r>
+        <w:pict>
+          <v:rect style="width:0;height:1.5pt" o:hralign="center" o:hrstd="t" o:hr="t"/>
+        </w:pict>
+      </w:r>
+    </w:p>
+    <w:bookmarkStart w:id="20" w:name="dear-parents"/>
+    <w:p>
+      <w:pPr>
+        <w:pStyle w:val="Heading2"/>
+      </w:pPr>
+      <w:r>
+        <w:t xml:space="preserve">Dear Parents,</w:t>
+      </w:r>
+    </w:p>
+    <w:p>
+      <w:pPr>
+        <w:pStyle w:val="FirstParagraph"/>
+      </w:pPr>
+      <w:r>
+        <w:t xml:space="preserve">I am your child’s mentor in Digital Learning. This letter tells you how the course runs, what your child does each week, how we protect them, and how you can help.</w:t>
+      </w:r>
+    </w:p>
+    <w:p>
+      <w:pPr>
+        <w:pStyle w:val="BodyText"/>
+      </w:pPr>
+      <w:r>
+        <w:t xml:space="preserve">No reply and no signature needed. It takes about five minutes to read.</w:t>
+      </w:r>
+      <w:r>
+        <w:t xml:space="preserve"> </w:t>
+      </w:r>
+      <w:r>
+        <w:rPr>
+          <w:b/>
+          <w:bCs/>
+        </w:rPr>
+        <w:t xml:space="preserve">If you read only one section, read Section 1.</w:t>
+      </w:r>
+    </w:p>
+    <w:p>
+      <w:r>
+        <w:pict>
+          <v:rect style="width:0;height:1.5pt" o:hralign="center" o:hrstd="t" o:hr="t"/>
+        </w:pict>
+      </w:r>
+    </w:p>
+    <w:bookmarkEnd w:id="20"/>
+    <w:bookmarkStart w:id="21" w:name="three-things-we-ask-of-you"/>
+    <w:p>
+      <w:pPr>
+        <w:pStyle w:val="Heading2"/>
+      </w:pPr>
+      <w:r>
+        <w:t xml:space="preserve">1. Three things we ask of you</w:t>
+      </w:r>
+    </w:p>
+    <w:p>
+      <w:pPr>
+        <w:pStyle w:val="Compact"/>
+        <w:numPr>
+          <w:ilvl w:val="0"/>
+          <w:numId w:val="1006"/>
+        </w:numPr>
+      </w:pPr>
+      <w:r>
+        <w:rPr>
+          <w:b/>
+          <w:bCs/>
+        </w:rPr>
+        <w:t xml:space="preserve">Protect two roughly one-hour slots each week.</w:t>
+      </w:r>
+      <w:r>
+        <w:t xml:space="preserve"> </w:t>
+      </w:r>
+      <w:r>
+        <w:t xml:space="preserve">Put them in the family calendar — Wednesday evening and Saturday morning, say — and keep errands and visits out of them. Asynchronous courses are most often eaten by</w:t>
+      </w:r>
+      <w:r>
+        <w:t xml:space="preserve"> </w:t>
+      </w:r>
+      <w:r>
+        <w:t xml:space="preserve">“you can do it anytime”</w:t>
+      </w:r>
+      <w:r>
+        <w:t xml:space="preserve">.</w:t>
+      </w:r>
+    </w:p>
+    <w:p>
+      <w:pPr>
+        <w:pStyle w:val="Compact"/>
+        <w:numPr>
+          <w:ilvl w:val="0"/>
+          <w:numId w:val="1006"/>
+        </w:numPr>
+      </w:pPr>
+      <w:r>
+        <w:rPr>
+          <w:b/>
+          <w:bCs/>
+        </w:rPr>
+        <w:t xml:space="preserve">Talk for five minutes a week — about the process, not the score.</w:t>
+      </w:r>
+      <w:r>
+        <w:t xml:space="preserve"> </w:t>
+      </w:r>
+      <w:r>
+        <w:t xml:space="preserve">Each week your child writes three lines: what I learned · where I got stuck · what I’ll do next. Talk about those. Please avoid</w:t>
+      </w:r>
+      <w:r>
+        <w:t xml:space="preserve"> </w:t>
+      </w:r>
+      <w:r>
+        <w:t xml:space="preserve">“Are you done?”</w:t>
+      </w:r>
+      <w:r>
+        <w:t xml:space="preserve"> </w:t>
+      </w:r>
+      <w:r>
+        <w:t xml:space="preserve">and</w:t>
+      </w:r>
+      <w:r>
+        <w:t xml:space="preserve"> </w:t>
+      </w:r>
+      <w:r>
+        <w:t xml:space="preserve">“What did you score?”</w:t>
+      </w:r>
+    </w:p>
+    <w:p>
+      <w:pPr>
+        <w:pStyle w:val="Compact"/>
+        <w:numPr>
+          <w:ilvl w:val="0"/>
+          <w:numId w:val="1006"/>
+        </w:numPr>
+      </w:pPr>
+      <w:r>
+        <w:rPr>
+          <w:b/>
+          <w:bCs/>
+        </w:rPr>
+        <w:t xml:space="preserve">Do not do their work, and do not write their emails.</w:t>
+      </w:r>
+      <w:r>
+        <w:t xml:space="preserve"> </w:t>
+      </w:r>
+      <w:r>
+        <w:t xml:space="preserve">Sit with them, listen, be their first reader — but let the work and the email be theirs.</w:t>
+      </w:r>
+    </w:p>
+    <w:p>
+      <w:pPr>
+        <w:pStyle w:val="FirstParagraph"/>
+      </w:pPr>
+      <w:r>
+        <w:rPr>
+          <w:b/>
+          <w:bCs/>
+        </w:rPr>
+        <w:t xml:space="preserve">A bonus:</w:t>
+      </w:r>
+      <w:r>
+        <w:t xml:space="preserve"> </w:t>
+      </w:r>
+      <w:r>
+        <w:t xml:space="preserve">be your child’s partner on two things — account registration and privacy settings. Glance at the platform before they sign up, and after they publish, check the site together for a real name, a face photo, or a full school name.</w:t>
+      </w:r>
+    </w:p>
+    <w:p>
+      <w:r>
+        <w:pict>
+          <v:rect style="width:0;height:1.5pt" o:hralign="center" o:hrstd="t" o:hr="t"/>
+        </w:pict>
+      </w:r>
+    </w:p>
+    <w:bookmarkEnd w:id="21"/>
+    <w:bookmarkStart w:id="22" w:name="what-this-course-is"/>
+    <w:p>
+      <w:pPr>
+        <w:pStyle w:val="Heading2"/>
+      </w:pPr>
+      <w:r>
+        <w:t xml:space="preserve">2. What this course is</w:t>
+      </w:r>
+    </w:p>
+    <w:p>
+      <w:pPr>
+        <w:pStyle w:val="FirstParagraph"/>
+      </w:pPr>
+      <w:r>
+        <w:t xml:space="preserve">This course does not teach a piece of software. It teaches</w:t>
+      </w:r>
+      <w:r>
+        <w:t xml:space="preserve"> </w:t>
+      </w:r>
+      <w:r>
+        <w:rPr>
+          <w:b/>
+          <w:bCs/>
+        </w:rPr>
+        <w:t xml:space="preserve">how to learn</w:t>
+      </w:r>
+      <w:r>
+        <w:t xml:space="preserve"> </w:t>
+      </w:r>
+      <w:r>
+        <w:t xml:space="preserve">— especially how to make learning happen online, alone.</w:t>
+      </w:r>
+    </w:p>
+    <w:p>
+      <w:pPr>
+        <w:pStyle w:val="Compact"/>
+        <w:numPr>
+          <w:ilvl w:val="0"/>
+          <w:numId w:val="1007"/>
+        </w:numPr>
+      </w:pPr>
+      <w:r>
+        <w:rPr>
+          <w:b/>
+          <w:bCs/>
+        </w:rPr>
+        <w:t xml:space="preserve">Semester 1 — getting equipped.</w:t>
+      </w:r>
+      <w:r>
+        <w:t xml:space="preserve"> </w:t>
+      </w:r>
+      <w:r>
+        <w:t xml:space="preserve">Email, screenshots and screen recording, reading English with translation tools, accounts and passwords, searching and recording sources, a personal digital workspace — then what learning is, what digital learning is, and how to make it happen.</w:t>
+      </w:r>
+    </w:p>
+    <w:p>
+      <w:pPr>
+        <w:pStyle w:val="Compact"/>
+        <w:numPr>
+          <w:ilvl w:val="0"/>
+          <w:numId w:val="1007"/>
+        </w:numPr>
+      </w:pPr>
+      <w:r>
+        <w:rPr>
+          <w:b/>
+          <w:bCs/>
+        </w:rPr>
+        <w:t xml:space="preserve">Semester 2 — judging, creating, self-directing.</w:t>
+      </w:r>
+      <w:r>
+        <w:t xml:space="preserve"> </w:t>
+      </w:r>
+      <w:r>
+        <w:t xml:space="preserve">Weighing online information, digital footprint and wellbeing, a family media agreement, a micro-lesson for next year’s students, and an independent capstone project.</w:t>
+      </w:r>
+    </w:p>
+    <w:p>
+      <w:r>
+        <w:pict>
+          <v:rect style="width:0;height:1.5pt" o:hralign="center" o:hrstd="t" o:hr="t"/>
+        </w:pict>
+      </w:r>
+    </w:p>
+    <w:bookmarkEnd w:id="22"/>
+    <w:bookmarkStart w:id="23" w:name="how-the-course-runs"/>
+    <w:p>
+      <w:pPr>
+        <w:pStyle w:val="Heading2"/>
+      </w:pPr>
+      <w:r>
+        <w:t xml:space="preserve">3. How the course runs</w:t>
+      </w:r>
+    </w:p>
+    <w:tbl>
+      <w:tblPr>
+        <w:tblStyle w:val="Table"/>
+        <w:tblW w:type="pct" w:w="5000"/>
+        <w:tblLayout w:type="fixed"/>
+        <w:tblLook w:firstRow="0" w:lastRow="0" w:firstColumn="0" w:lastColumn="0" w:noHBand="0" w:noVBand="0" w:val="0000"/>
+      </w:tblPr>
+      <w:tblGrid>
+        <w:gridCol w:w="3960"/>
+        <w:gridCol w:w="3960"/>
+      </w:tblGrid>
+      <w:tr>
+        <w:tc>
+          <w:tcPr/>
+          <w:p>
+            <w:pPr>
+              <w:pStyle w:val="Compact"/>
+            </w:pPr>
+            <w:r>
+              <w:rPr>
+                <w:b/>
+                <w:bCs/>
+              </w:rPr>
+              <w:t xml:space="preserve">Length</w:t>
+            </w:r>
+          </w:p>
+        </w:tc>
+        <w:tc>
+          <w:tcPr/>
+          <w:p>
+            <w:pPr>
+              <w:pStyle w:val="Compact"/>
+            </w:pPr>
+            <w:r>
+              <w:t xml:space="preserve">Two semesters, 16 teaching weeks each.</w:t>
+            </w:r>
+          </w:p>
+        </w:tc>
+      </w:tr>
+      <w:tr>
+        <w:tc>
+          <w:tcPr/>
+          <w:p>
+            <w:pPr>
+              <w:pStyle w:val="Compact"/>
+            </w:pPr>
+            <w:r>
+              <w:rPr>
+                <w:b/>
+                <w:bCs/>
+              </w:rPr>
+              <w:t xml:space="preserve">Format</w:t>
+            </w:r>
+          </w:p>
+        </w:tc>
+        <w:tc>
+          <w:tcPr/>
+          <w:p>
+            <w:pPr>
+              <w:pStyle w:val="Compact"/>
+            </w:pPr>
+            <w:r>
+              <w:t xml:space="preserve">Asynchronous online self-study — no class meetings, no live sessions.</w:t>
+            </w:r>
+          </w:p>
+        </w:tc>
+      </w:tr>
+      <w:tr>
+        <w:tc>
+          <w:tcPr/>
+          <w:p>
+            <w:pPr>
+              <w:pStyle w:val="Compact"/>
+            </w:pPr>
+            <w:r>
+              <w:rPr>
+                <w:b/>
+                <w:bCs/>
+              </w:rPr>
+              <w:t xml:space="preserve">Weeks</w:t>
+            </w:r>
+          </w:p>
+        </w:tc>
+        <w:tc>
+          <w:tcPr/>
+          <w:p>
+            <w:pPr>
+              <w:pStyle w:val="Compact"/>
+            </w:pPr>
+            <w:r>
+              <w:t xml:space="preserve">Weeks, not dates; work rolls forward past public holidays, and buffer weeks carry no new content.</w:t>
+            </w:r>
+          </w:p>
+        </w:tc>
+      </w:tr>
+      <w:tr>
+        <w:tc>
+          <w:tcPr/>
+          <w:p>
+            <w:pPr>
+              <w:pStyle w:val="Compact"/>
+            </w:pPr>
+            <w:r>
+              <w:rPr>
+                <w:b/>
+                <w:bCs/>
+              </w:rPr>
+              <w:t xml:space="preserve">Weekly time</w:t>
+            </w:r>
+          </w:p>
+        </w:tc>
+        <w:tc>
+          <w:tcPr/>
+          <w:p>
+            <w:pPr>
+              <w:pStyle w:val="Compact"/>
+            </w:pPr>
+            <w:r>
+              <w:rPr>
+                <w:b/>
+                <w:bCs/>
+              </w:rPr>
+              <w:t xml:space="preserve">Required work never exceeds 120 minutes a week</w:t>
+            </w:r>
+            <w:r>
+              <w:t xml:space="preserve">, external course included; optional work is outside that budget.</w:t>
+            </w:r>
+          </w:p>
+        </w:tc>
+      </w:tr>
+      <w:tr>
+        <w:tc>
+          <w:tcPr/>
+          <w:p>
+            <w:pPr>
+              <w:pStyle w:val="Compact"/>
+            </w:pPr>
+            <w:r>
+              <w:rPr>
+                <w:b/>
+                <w:bCs/>
+              </w:rPr>
+              <w:t xml:space="preserve">Rhythm</w:t>
+            </w:r>
+          </w:p>
+        </w:tc>
+        <w:tc>
+          <w:tcPr/>
+          <w:p>
+            <w:pPr>
+              <w:pStyle w:val="Compact"/>
+            </w:pPr>
+            <w:r>
+              <w:t xml:space="preserve">Pages open Monday. Suggested pace: materials by Wednesday, task by Saturday, publish and log by Sunday.</w:t>
+            </w:r>
+          </w:p>
+        </w:tc>
+      </w:tr>
+      <w:tr>
+        <w:tc>
+          <w:tcPr/>
+          <w:p>
+            <w:pPr>
+              <w:pStyle w:val="Compact"/>
+            </w:pPr>
+            <w:r>
+              <w:rPr>
+                <w:b/>
+                <w:bCs/>
+              </w:rPr>
+              <w:t xml:space="preserve">Late work</w:t>
+            </w:r>
+          </w:p>
+        </w:tc>
+        <w:tc>
+          <w:tcPr/>
+          <w:p>
+            <w:pPr>
+              <w:pStyle w:val="Compact"/>
+            </w:pPr>
+            <w:r>
+              <w:rPr>
+                <w:b/>
+                <w:bCs/>
+              </w:rPr>
+              <w:t xml:space="preserve">There are no late penalties.</w:t>
+            </w:r>
+            <w:r>
+              <w:t xml:space="preserve"> </w:t>
+            </w:r>
+            <w:r>
+              <w:t xml:space="preserve">If they fall behind: do the current week first, catch up in a buffer week.</w:t>
+            </w:r>
+          </w:p>
+        </w:tc>
+      </w:tr>
+      <w:tr>
+        <w:tc>
+          <w:tcPr/>
+          <w:p>
+            <w:pPr>
+              <w:pStyle w:val="Compact"/>
+            </w:pPr>
+            <w:r>
+              <w:rPr>
+                <w:b/>
+                <w:bCs/>
+              </w:rPr>
+              <w:t xml:space="preserve">Individual</w:t>
+            </w:r>
+          </w:p>
+        </w:tc>
+        <w:tc>
+          <w:tcPr/>
+          <w:p>
+            <w:pPr>
+              <w:pStyle w:val="Compact"/>
+            </w:pPr>
+            <w:r>
+              <w:t xml:space="preserve">Every artifact is the child’s own: no group work, no forum, no peer replies.</w:t>
+            </w:r>
+          </w:p>
+        </w:tc>
+      </w:tr>
+      <w:tr>
+        <w:tc>
+          <w:tcPr/>
+          <w:p>
+            <w:pPr>
+              <w:pStyle w:val="Compact"/>
+            </w:pPr>
+            <w:r>
+              <w:rPr>
+                <w:b/>
+                <w:bCs/>
+              </w:rPr>
+              <w:t xml:space="preserve">Mentors</w:t>
+            </w:r>
+          </w:p>
+        </w:tc>
+        <w:tc>
+          <w:tcPr/>
+          <w:p>
+            <w:pPr>
+              <w:pStyle w:val="Compact"/>
+            </w:pPr>
+            <w:r>
+              <w:t xml:space="preserve">Two mentors, each supporting about 30 students; I am one. Every week I check progress, score by rubric, and reply by email; if work is missing I make contact that same week; 1:1 video is available by appointment.</w:t>
+            </w:r>
+          </w:p>
+        </w:tc>
+      </w:tr>
+    </w:tbl>
+    <w:p>
+      <w:pPr>
+        <w:pStyle w:val="BodyText"/>
+      </w:pPr>
+      <w:r>
+        <w:t xml:space="preserve">An online course is not the easy option: it saves the commute and asks far more self-management in return. That is why the first item in Section 1 matters most.</w:t>
+      </w:r>
+    </w:p>
+    <w:p>
+      <w:r>
+        <w:pict>
+          <v:rect style="width:0;height:1.5pt" o:hralign="center" o:hrstd="t" o:hr="t"/>
+        </w:pict>
+      </w:r>
+    </w:p>
+    <w:bookmarkEnd w:id="23"/>
+    <w:bookmarkStart w:id="24" w:name="your-childs-week"/>
+    <w:p>
+      <w:pPr>
+        <w:pStyle w:val="Heading2"/>
+      </w:pPr>
+      <w:r>
+        <w:t xml:space="preserve">4. Your child’s week</w:t>
+      </w:r>
+    </w:p>
+    <w:p>
+      <w:pPr>
+        <w:pStyle w:val="FirstParagraph"/>
+      </w:pPr>
+      <w:r>
+        <w:t xml:space="preserve">Each teaching week is</w:t>
+      </w:r>
+      <w:r>
+        <w:t xml:space="preserve"> </w:t>
+      </w:r>
+      <w:r>
+        <w:rPr>
+          <w:b/>
+          <w:bCs/>
+        </w:rPr>
+        <w:t xml:space="preserve">one web page</w:t>
+      </w:r>
+      <w:r>
+        <w:t xml:space="preserve">, and that page</w:t>
+      </w:r>
+      <w:r>
+        <w:t xml:space="preserve"> </w:t>
+      </w:r>
+      <w:r>
+        <w:rPr>
+          <w:i/>
+          <w:iCs/>
+        </w:rPr>
+        <w:t xml:space="preserve">is</w:t>
+      </w:r>
+      <w:r>
+        <w:t xml:space="preserve"> </w:t>
+      </w:r>
+      <w:r>
+        <w:t xml:space="preserve">the week’s learning. It always carries: objectives · time estimate · materials (text plus a short video) · a follow-along exercise · the week’s task and rubric · a checkable self-review list · an ungraded self-quiz · the three-line reflection log · optional extras · suggested pace · FAQ.</w:t>
+      </w:r>
+    </w:p>
+    <w:p>
+      <w:pPr>
+        <w:pStyle w:val="BodyText"/>
+      </w:pPr>
+      <w:r>
+        <w:t xml:space="preserve">Videos run under five minutes, carry bilingual captions, and sit on a host that opens directly wherever you are.</w:t>
+      </w:r>
+      <w:r>
+        <w:t xml:space="preserve"> </w:t>
+      </w:r>
+      <w:r>
+        <w:rPr>
+          <w:b/>
+          <w:bCs/>
+        </w:rPr>
+        <w:t xml:space="preserve">Every video has a full text version beside it</w:t>
+      </w:r>
+      <w:r>
+        <w:t xml:space="preserve">, so the week works even if the video does not.</w:t>
+      </w:r>
+    </w:p>
+    <w:p>
+      <w:pPr>
+        <w:pStyle w:val="BodyText"/>
+      </w:pPr>
+      <w:r>
+        <w:t xml:space="preserve">In Week 3 your child builds a personal website with three pages:</w:t>
+      </w:r>
+      <w:r>
+        <w:t xml:space="preserve"> </w:t>
+      </w:r>
+      <w:r>
+        <w:rPr>
+          <w:b/>
+          <w:bCs/>
+        </w:rPr>
+        <w:t xml:space="preserve">About me · Learning log · Portfolio</w:t>
+      </w:r>
+      <w:r>
+        <w:t xml:space="preserve">. From then on that site is their notebook. Semester 2 adds</w:t>
+      </w:r>
+      <w:r>
+        <w:t xml:space="preserve"> </w:t>
+      </w:r>
+      <w:r>
+        <w:rPr>
+          <w:i/>
+          <w:iCs/>
+        </w:rPr>
+        <w:t xml:space="preserve">Project</w:t>
+      </w:r>
+      <w:r>
+        <w:t xml:space="preserve"> </w:t>
+      </w:r>
+      <w:r>
+        <w:t xml:space="preserve">and</w:t>
+      </w:r>
+      <w:r>
+        <w:t xml:space="preserve"> </w:t>
+      </w:r>
+      <w:r>
+        <w:rPr>
+          <w:i/>
+          <w:iCs/>
+        </w:rPr>
+        <w:t xml:space="preserve">My year</w:t>
+      </w:r>
+      <w:r>
+        <w:t xml:space="preserve">.</w:t>
+      </w:r>
+    </w:p>
+    <w:p>
+      <w:pPr>
+        <w:pStyle w:val="BodyText"/>
+      </w:pPr>
+      <w:r>
+        <w:t xml:space="preserve">During Semester 1 your child also picks two free public online courses and actually takes them: one</w:t>
+      </w:r>
+      <w:r>
+        <w:t xml:space="preserve"> </w:t>
+      </w:r>
+      <w:r>
+        <w:rPr>
+          <w:i/>
+          <w:iCs/>
+        </w:rPr>
+        <w:t xml:space="preserve">core</w:t>
+      </w:r>
+      <w:r>
+        <w:t xml:space="preserve"> </w:t>
+      </w:r>
+      <w:r>
+        <w:t xml:space="preserve">course to finish, one</w:t>
+      </w:r>
+      <w:r>
+        <w:t xml:space="preserve"> </w:t>
+      </w:r>
+      <w:r>
+        <w:rPr>
+          <w:i/>
+          <w:iCs/>
+        </w:rPr>
+        <w:t xml:space="preserve">explore</w:t>
+      </w:r>
+      <w:r>
+        <w:t xml:space="preserve"> </w:t>
+      </w:r>
+      <w:r>
+        <w:t xml:space="preserve">course sampled for two or three lessons. The core course runs one hour a week later in the semester, inside the 120 minutes.</w:t>
+      </w:r>
+      <w:r>
+        <w:t xml:space="preserve"> </w:t>
+      </w:r>
+      <w:r>
+        <w:rPr>
+          <w:b/>
+          <w:bCs/>
+        </w:rPr>
+        <w:t xml:space="preserve">Before registering on any external platform, we ask your child to tell you first.</w:t>
+      </w:r>
+    </w:p>
+    <w:p>
+      <w:r>
+        <w:pict>
+          <v:rect style="width:0;height:1.5pt" o:hralign="center" o:hrstd="t" o:hr="t"/>
+        </w:pict>
+      </w:r>
+    </w:p>
+    <w:bookmarkEnd w:id="24"/>
+    <w:bookmarkStart w:id="25" w:name="how-work-is-assessed-and-where-it-lives"/>
+    <w:p>
+      <w:pPr>
+        <w:pStyle w:val="Heading2"/>
+      </w:pPr>
+      <w:r>
+        <w:t xml:space="preserve">5. How work is assessed, and where it lives</w:t>
+      </w:r>
+    </w:p>
+    <w:p>
+      <w:pPr>
+        <w:pStyle w:val="FirstParagraph"/>
+      </w:pPr>
+      <w:r>
+        <w:t xml:space="preserve">Every graded task comes with a rubric. Each row</w:t>
+      </w:r>
+      <w:r>
+        <w:t xml:space="preserve"> </w:t>
+      </w:r>
+      <w:r>
+        <w:rPr>
+          <w:i/>
+          <w:iCs/>
+        </w:rPr>
+        <w:t xml:space="preserve">is</w:t>
+      </w:r>
+      <w:r>
+        <w:t xml:space="preserve"> </w:t>
+      </w:r>
+      <w:r>
+        <w:t xml:space="preserve">one of that module’s objectives, rated at four levels:</w:t>
+      </w:r>
+    </w:p>
+    <w:tbl>
+      <w:tblPr>
+        <w:tblStyle w:val="Table"/>
+        <w:tblW w:type="pct" w:w="5000"/>
+        <w:tblLayout w:type="fixed"/>
+        <w:tblLook w:firstRow="1" w:lastRow="0" w:firstColumn="0" w:lastColumn="0" w:noHBand="0" w:noVBand="0" w:val="0020"/>
+      </w:tblPr>
+      <w:tblGrid>
+        <w:gridCol w:w="3960"/>
+        <w:gridCol w:w="3960"/>
+      </w:tblGrid>
+      <w:tr>
+        <w:trPr>
+          <w:tblHeader w:val="on"/>
+        </w:trPr>
+        <w:tc>
+          <w:tcPr/>
+          <w:p>
+            <w:pPr>
+              <w:pStyle w:val="Compact"/>
+            </w:pPr>
+            <w:r>
+              <w:t xml:space="preserve">Level</w:t>
+            </w:r>
+          </w:p>
+        </w:tc>
+        <w:tc>
+          <w:tcPr/>
+          <w:p>
+            <w:pPr>
+              <w:pStyle w:val="Compact"/>
+            </w:pPr>
+            <w:r>
+              <w:t xml:space="preserve">What it means</w:t>
+            </w:r>
+          </w:p>
+        </w:tc>
+      </w:tr>
+      <w:tr>
+        <w:tc>
+          <w:tcPr/>
+          <w:p>
+            <w:pPr>
+              <w:pStyle w:val="Compact"/>
+            </w:pPr>
+            <w:r>
+              <w:rPr>
+                <w:b/>
+                <w:bCs/>
+              </w:rPr>
+              <w:t xml:space="preserve">Meets</w:t>
+            </w:r>
+          </w:p>
+        </w:tc>
+        <w:tc>
+          <w:tcPr/>
+          <w:p>
+            <w:pPr>
+              <w:pStyle w:val="Compact"/>
+            </w:pPr>
+            <w:r>
+              <w:t xml:space="preserve">The work clearly does what the objective asks.</w:t>
+            </w:r>
+          </w:p>
+        </w:tc>
+      </w:tr>
+      <w:tr>
+        <w:tc>
+          <w:tcPr/>
+          <w:p>
+            <w:pPr>
+              <w:pStyle w:val="Compact"/>
+            </w:pPr>
+            <w:r>
+              <w:rPr>
+                <w:b/>
+                <w:bCs/>
+              </w:rPr>
+              <w:t xml:space="preserve">Developing</w:t>
+            </w:r>
+          </w:p>
+        </w:tc>
+        <w:tc>
+          <w:tcPr/>
+          <w:p>
+            <w:pPr>
+              <w:pStyle w:val="Compact"/>
+            </w:pPr>
+            <w:r>
+              <w:t xml:space="preserve">On the right track, not there yet.</w:t>
+            </w:r>
+          </w:p>
+        </w:tc>
+      </w:tr>
+      <w:tr>
+        <w:tc>
+          <w:tcPr/>
+          <w:p>
+            <w:pPr>
+              <w:pStyle w:val="Compact"/>
+            </w:pPr>
+            <w:r>
+              <w:rPr>
+                <w:b/>
+                <w:bCs/>
+              </w:rPr>
+              <w:t xml:space="preserve">Not yet</w:t>
+            </w:r>
+          </w:p>
+        </w:tc>
+        <w:tc>
+          <w:tcPr/>
+          <w:p>
+            <w:pPr>
+              <w:pStyle w:val="Compact"/>
+            </w:pPr>
+            <w:r>
+              <w:t xml:space="preserve">The objective has not been met yet.</w:t>
+            </w:r>
+          </w:p>
+        </w:tc>
+      </w:tr>
+      <w:tr>
+        <w:tc>
+          <w:tcPr/>
+          <w:p>
+            <w:pPr>
+              <w:pStyle w:val="Compact"/>
+            </w:pPr>
+            <w:r>
+              <w:rPr>
+                <w:b/>
+                <w:bCs/>
+              </w:rPr>
+              <w:t xml:space="preserve">No evidence</w:t>
+            </w:r>
+          </w:p>
+        </w:tc>
+        <w:tc>
+          <w:tcPr/>
+          <w:p>
+            <w:pPr>
+              <w:pStyle w:val="Compact"/>
+            </w:pPr>
+            <w:r>
+              <w:t xml:space="preserve">Not</w:t>
+            </w:r>
+            <w:r>
+              <w:t xml:space="preserve"> </w:t>
+            </w:r>
+            <w:r>
+              <w:t xml:space="preserve">“poor work”</w:t>
+            </w:r>
+            <w:r>
+              <w:t xml:space="preserve"> </w:t>
+            </w:r>
+            <w:r>
+              <w:t xml:space="preserve">but</w:t>
+            </w:r>
+            <w:r>
+              <w:t xml:space="preserve"> </w:t>
+            </w:r>
+            <w:r>
+              <w:t xml:space="preserve">“nothing to read”</w:t>
+            </w:r>
+            <w:r>
+              <w:t xml:space="preserve"> </w:t>
+            </w:r>
+            <w:r>
+              <w:t xml:space="preserve">— usually a missing step that can simply be added.</w:t>
+            </w:r>
+          </w:p>
+        </w:tc>
+      </w:tr>
+    </w:tbl>
+    <w:p>
+      <w:pPr>
+        <w:pStyle w:val="BodyText"/>
+      </w:pPr>
+      <w:r>
+        <w:t xml:space="preserve">Work is</w:t>
+      </w:r>
+      <w:r>
+        <w:t xml:space="preserve"> </w:t>
+      </w:r>
+      <w:r>
+        <w:rPr>
+          <w:b/>
+          <w:bCs/>
+        </w:rPr>
+        <w:t xml:space="preserve">published on your child’s own website</w:t>
+      </w:r>
+      <w:r>
+        <w:t xml:space="preserve">, and its link registered with me; I score by rubric and reply by email within a week. Each semester is out of 100:</w:t>
+      </w:r>
+      <w:r>
+        <w:t xml:space="preserve"> </w:t>
+      </w:r>
+      <w:r>
+        <w:rPr>
+          <w:b/>
+          <w:bCs/>
+        </w:rPr>
+        <w:t xml:space="preserve">60 or above passes and earns the semester certificate, 85 or above is marked</w:t>
+      </w:r>
+      <w:r>
+        <w:rPr>
+          <w:b/>
+          <w:bCs/>
+        </w:rPr>
+        <w:t xml:space="preserve"> </w:t>
+      </w:r>
+      <w:r>
+        <w:rPr>
+          <w:b/>
+          <w:bCs/>
+        </w:rPr>
+        <w:t xml:space="preserve">“with distinction”</w:t>
+      </w:r>
+      <w:r>
+        <w:t xml:space="preserve">, and passing both semesters earns the year certificate.</w:t>
+      </w:r>
+    </w:p>
+    <w:p>
+      <w:pPr>
+        <w:pStyle w:val="BodyText"/>
+      </w:pPr>
+      <w:r>
+        <w:t xml:space="preserve">The course also includes a few</w:t>
+      </w:r>
+      <w:r>
+        <w:t xml:space="preserve"> </w:t>
+      </w:r>
+      <w:r>
+        <w:rPr>
+          <w:b/>
+          <w:bCs/>
+        </w:rPr>
+        <w:t xml:space="preserve">ungraded</w:t>
+      </w:r>
+      <w:r>
+        <w:rPr>
+          <w:b/>
+          <w:bCs/>
+        </w:rPr>
+        <w:t xml:space="preserve"> </w:t>
+      </w:r>
+      <w:r>
+        <w:rPr>
+          <w:b/>
+          <w:bCs/>
+        </w:rPr>
+        <w:t xml:space="preserve">“learning self-checks”</w:t>
+      </w:r>
+      <w:r>
+        <w:t xml:space="preserve">. They never enter the grade, never affect the certificate, and display only in your child’s own browser.</w:t>
+      </w:r>
+    </w:p>
+    <w:p>
+      <w:r>
+        <w:pict>
+          <v:rect style="width:0;height:1.5pt" o:hralign="center" o:hrstd="t" o:hr="t"/>
+        </w:pict>
+      </w:r>
+    </w:p>
+    <w:bookmarkEnd w:id="25"/>
+    <w:bookmarkStart w:id="26" w:name="privacy-and-safety"/>
+    <w:p>
+      <w:pPr>
+        <w:pStyle w:val="Heading2"/>
+      </w:pPr>
+      <w:r>
+        <w:t xml:space="preserve">6. Privacy and safety</w:t>
+      </w:r>
+    </w:p>
+    <w:p>
+      <w:pPr>
+        <w:pStyle w:val="Compact"/>
+        <w:numPr>
+          <w:ilvl w:val="0"/>
+          <w:numId w:val="1008"/>
+        </w:numPr>
+      </w:pPr>
+      <w:r>
+        <w:rPr>
+          <w:b/>
+          <w:bCs/>
+        </w:rPr>
+        <w:t xml:space="preserve">Pseudonyms, not real names.</w:t>
+      </w:r>
+    </w:p>
+    <w:p>
+      <w:pPr>
+        <w:pStyle w:val="Compact"/>
+        <w:numPr>
+          <w:ilvl w:val="0"/>
+          <w:numId w:val="1008"/>
+        </w:numPr>
+      </w:pPr>
+      <w:r>
+        <w:rPr>
+          <w:b/>
+          <w:bCs/>
+        </w:rPr>
+        <w:t xml:space="preserve">No face photos, no full school name</w:t>
+      </w:r>
+      <w:r>
+        <w:t xml:space="preserve">, and no one else’s personal information.</w:t>
+      </w:r>
+    </w:p>
+    <w:p>
+      <w:pPr>
+        <w:pStyle w:val="Compact"/>
+        <w:numPr>
+          <w:ilvl w:val="0"/>
+          <w:numId w:val="1008"/>
+        </w:numPr>
+      </w:pPr>
+      <w:r>
+        <w:rPr>
+          <w:b/>
+          <w:bCs/>
+        </w:rPr>
+        <w:t xml:space="preserve">The site is set to no-index by default.</w:t>
+      </w:r>
+      <w:r>
+        <w:t xml:space="preserve"> </w:t>
+      </w:r>
+      <w:r>
+        <w:t xml:space="preserve">We walk your child through that switch step by step: the site opens by link but does not appear in search results.</w:t>
+      </w:r>
+    </w:p>
+    <w:p>
+      <w:pPr>
+        <w:pStyle w:val="Compact"/>
+        <w:numPr>
+          <w:ilvl w:val="0"/>
+          <w:numId w:val="1008"/>
+        </w:numPr>
+      </w:pPr>
+      <w:r>
+        <w:rPr>
+          <w:b/>
+          <w:bCs/>
+        </w:rPr>
+        <w:t xml:space="preserve">Making the site public is only an option at the very end of Semester 2, and only with written parental consent.</w:t>
+      </w:r>
+      <w:r>
+        <w:t xml:space="preserve"> </w:t>
+      </w:r>
+      <w:r>
+        <w:t xml:space="preserve">Until then, going public is simply not an action that exists.</w:t>
+      </w:r>
+    </w:p>
+    <w:p>
+      <w:pPr>
+        <w:pStyle w:val="Compact"/>
+        <w:numPr>
+          <w:ilvl w:val="0"/>
+          <w:numId w:val="1008"/>
+        </w:numPr>
+      </w:pPr>
+      <w:r>
+        <w:rPr>
+          <w:b/>
+          <w:bCs/>
+        </w:rPr>
+        <w:t xml:space="preserve">All tools are free and sign up with an email address only — no phone number, no VPN.</w:t>
+      </w:r>
+      <w:r>
+        <w:t xml:space="preserve"> </w:t>
+      </w:r>
+      <w:r>
+        <w:t xml:space="preserve">This is a hard rule, not a preference.</w:t>
+      </w:r>
+    </w:p>
+    <w:p>
+      <w:pPr>
+        <w:pStyle w:val="Compact"/>
+        <w:numPr>
+          <w:ilvl w:val="0"/>
+          <w:numId w:val="1008"/>
+        </w:numPr>
+      </w:pPr>
+      <w:r>
+        <w:rPr>
+          <w:b/>
+          <w:bCs/>
+        </w:rPr>
+        <w:t xml:space="preserve">AI use has explicit rules.</w:t>
+      </w:r>
+      <w:r>
+        <w:t xml:space="preserve"> </w:t>
+      </w:r>
+      <w:r>
+        <w:t xml:space="preserve">Nothing in Semester 1 requires an AI tool. AI-generated content may never be submitted as one’s own; factual claims must be verified against a reliable source; and</w:t>
+      </w:r>
+      <w:r>
+        <w:t xml:space="preserve"> </w:t>
+      </w:r>
+      <w:r>
+        <w:rPr>
+          <w:b/>
+          <w:bCs/>
+        </w:rPr>
+        <w:t xml:space="preserve">personal information — your child’s or anyone else’s — is never typed into an AI tool.</w:t>
+      </w:r>
+    </w:p>
+    <w:p>
+      <w:pPr>
+        <w:pStyle w:val="Compact"/>
+        <w:numPr>
+          <w:ilvl w:val="0"/>
+          <w:numId w:val="1008"/>
+        </w:numPr>
+      </w:pPr>
+      <w:r>
+        <w:rPr>
+          <w:b/>
+          <w:bCs/>
+        </w:rPr>
+        <w:t xml:space="preserve">The interactive parts of each page require no account</w:t>
+      </w:r>
+      <w:r>
+        <w:t xml:space="preserve">; progress stays in your child’s own browser and is not collected by us.</w:t>
+      </w:r>
+    </w:p>
+    <w:p>
+      <w:pPr>
+        <w:pStyle w:val="FirstParagraph"/>
+      </w:pPr>
+      <w:r>
+        <w:t xml:space="preserve">If the site breaks, content is lost, or your child meets anything online that makes them uncomfortable, please email me at once.</w:t>
+      </w:r>
+      <w:r>
+        <w:t xml:space="preserve"> </w:t>
+      </w:r>
+      <w:r>
+        <w:rPr>
+          <w:b/>
+          <w:bCs/>
+        </w:rPr>
+        <w:t xml:space="preserve">On matters like these there is no such thing as overreacting.</w:t>
+      </w:r>
+    </w:p>
+    <w:p>
+      <w:r>
+        <w:pict>
+          <v:rect style="width:0;height:1.5pt" o:hralign="center" o:hrstd="t" o:hr="t"/>
+        </w:pict>
+      </w:r>
+    </w:p>
+    <w:bookmarkEnd w:id="26"/>
+    <w:bookmarkStart w:id="27" w:name="when-your-child-is-stuck"/>
+    <w:p>
+      <w:pPr>
+        <w:pStyle w:val="Heading2"/>
+      </w:pPr>
+      <w:r>
+        <w:t xml:space="preserve">7. When your child is stuck</w:t>
+      </w:r>
+    </w:p>
+    <w:p>
+      <w:pPr>
+        <w:pStyle w:val="Compact"/>
+        <w:numPr>
+          <w:ilvl w:val="0"/>
+          <w:numId w:val="1009"/>
+        </w:numPr>
+      </w:pPr>
+      <w:r>
+        <w:rPr>
+          <w:b/>
+          <w:bCs/>
+        </w:rPr>
+        <w:t xml:space="preserve">Have them state the problem</w:t>
+      </w:r>
+      <w:r>
+        <w:t xml:space="preserve"> </w:t>
+      </w:r>
+      <w:r>
+        <w:t xml:space="preserve">— one sentence covering what they were trying to do, what they did, and what happened, plus a screenshot.</w:t>
+      </w:r>
+    </w:p>
+    <w:p>
+      <w:pPr>
+        <w:pStyle w:val="Compact"/>
+        <w:numPr>
+          <w:ilvl w:val="0"/>
+          <w:numId w:val="1009"/>
+        </w:numPr>
+      </w:pPr>
+      <w:r>
+        <w:rPr>
+          <w:b/>
+          <w:bCs/>
+        </w:rPr>
+        <w:t xml:space="preserve">Have them email me themselves</w:t>
+      </w:r>
+      <w:r>
+        <w:t xml:space="preserve"> </w:t>
+      </w:r>
+      <w:r>
+        <w:t xml:space="preserve">— writing that email is itself part of what Semester 1 teaches. I reply within 24–48 hours (holidays excepted).</w:t>
+      </w:r>
+    </w:p>
+    <w:p>
+      <w:pPr>
+        <w:pStyle w:val="Compact"/>
+        <w:numPr>
+          <w:ilvl w:val="0"/>
+          <w:numId w:val="1009"/>
+        </w:numPr>
+      </w:pPr>
+      <w:r>
+        <w:rPr>
+          <w:b/>
+          <w:bCs/>
+        </w:rPr>
+        <w:t xml:space="preserve">While waiting, let them move on.</w:t>
+      </w:r>
+      <w:r>
+        <w:t xml:space="preserve"> </w:t>
+      </w:r>
+      <w:r>
+        <w:t xml:space="preserve">A stuck item set aside is not a failure; it is an item in a queue.</w:t>
+      </w:r>
+    </w:p>
+    <w:p>
+      <w:pPr>
+        <w:pStyle w:val="FirstParagraph"/>
+      </w:pPr>
+      <w:r>
+        <w:rPr>
+          <w:b/>
+          <w:bCs/>
+        </w:rPr>
+        <w:t xml:space="preserve">There is one case where you should step in directly: anything involving safety, privacy, money, or something that has upset your child.</w:t>
+      </w:r>
+      <w:r>
+        <w:t xml:space="preserve"> </w:t>
+      </w:r>
+      <w:r>
+        <w:t xml:space="preserve">Contact me at once; do not wait for your child to raise it. If you notice a marked change — a sudden silence, a flat refusal to leave the phone in the living room — ask gently first, then contact me promptly.</w:t>
+      </w:r>
+    </w:p>
+    <w:p>
+      <w:r>
+        <w:pict>
+          <v:rect style="width:0;height:1.5pt" o:hralign="center" o:hrstd="t" o:hr="t"/>
+        </w:pict>
+      </w:r>
+    </w:p>
+    <w:bookmarkEnd w:id="27"/>
+    <w:bookmarkStart w:id="28" w:name="three-things-you-should-know-about"/>
+    <w:p>
+      <w:pPr>
+        <w:pStyle w:val="Heading2"/>
+      </w:pPr>
+      <w:r>
+        <w:t xml:space="preserve">8. Three things you should know about</w:t>
+      </w:r>
+    </w:p>
+    <w:p>
+      <w:pPr>
+        <w:pStyle w:val="Compact"/>
+        <w:numPr>
+          <w:ilvl w:val="0"/>
+          <w:numId w:val="1010"/>
+        </w:numPr>
+      </w:pPr>
+      <w:r>
+        <w:rPr>
+          <w:b/>
+          <w:bCs/>
+        </w:rPr>
+        <w:t xml:space="preserve">Your child will register accounts with an email address</w:t>
+      </w:r>
+      <w:r>
+        <w:t xml:space="preserve">: a website builder in Week 3, plus one or two external course platforms in Semester 1. All free, email only, no phone number.</w:t>
+      </w:r>
+      <w:r>
+        <w:t xml:space="preserve"> </w:t>
+      </w:r>
+      <w:r>
+        <w:rPr>
+          <w:b/>
+          <w:bCs/>
+        </w:rPr>
+        <w:t xml:space="preserve">They will tell you before registering</w:t>
+      </w:r>
+      <w:r>
+        <w:t xml:space="preserve"> </w:t>
+      </w:r>
+      <w:r>
+        <w:t xml:space="preserve">— please take two minutes to look at which platform it is.</w:t>
+      </w:r>
+    </w:p>
+    <w:p>
+      <w:pPr>
+        <w:pStyle w:val="Compact"/>
+        <w:numPr>
+          <w:ilvl w:val="0"/>
+          <w:numId w:val="1010"/>
+        </w:numPr>
+      </w:pPr>
+      <w:r>
+        <w:rPr>
+          <w:b/>
+          <w:bCs/>
+        </w:rPr>
+        <w:t xml:space="preserve">AI-tool age terms.</w:t>
+      </w:r>
+      <w:r>
+        <w:t xml:space="preserve"> </w:t>
+      </w:r>
+      <w:r>
+        <w:t xml:space="preserve">Some tools require guardian consent for users under 14. Nothing in Semester 1 requires an AI tool, and any child who cannot use one at home may complete the work on campus.</w:t>
+      </w:r>
+    </w:p>
+    <w:p>
+      <w:pPr>
+        <w:pStyle w:val="Compact"/>
+        <w:numPr>
+          <w:ilvl w:val="0"/>
+          <w:numId w:val="1010"/>
+        </w:numPr>
+      </w:pPr>
+      <w:r>
+        <w:rPr>
+          <w:b/>
+          <w:bCs/>
+        </w:rPr>
+        <w:t xml:space="preserve">The site’s privacy settings and the year-end public option.</w:t>
+      </w:r>
+      <w:r>
+        <w:t xml:space="preserve"> </w:t>
+      </w:r>
+      <w:r>
+        <w:t xml:space="preserve">The site is unindexed and pseudonymous by default, with no face photos and no full school name. If at the end of Semester 2 your child wishes to make their portfolio public,</w:t>
+      </w:r>
+      <w:r>
+        <w:t xml:space="preserve"> </w:t>
+      </w:r>
+      <w:r>
+        <w:rPr>
+          <w:b/>
+          <w:bCs/>
+        </w:rPr>
+        <w:t xml:space="preserve">your written consent is required</w:t>
+      </w:r>
+      <w:r>
+        <w:t xml:space="preserve"> </w:t>
+      </w:r>
+      <w:r>
+        <w:t xml:space="preserve">— a separate note and consent form will reach you then. </w:t>
+      </w:r>
+      <w:r>
+        <w:rPr>
+          <w:rFonts w:hint="eastAsia"/>
+        </w:rPr>
+        <w:t xml:space="preserve">【请填写</w:t>
+      </w:r>
+      <w:r>
+        <w:t xml:space="preserve"> Fill </w:t>
+      </w:r>
+      <w:r>
+        <w:rPr>
+          <w:rFonts w:hint="eastAsia"/>
+        </w:rPr>
+        <w:t xml:space="preserve">in：家长知情同意书是否已有、链接或送达方式</w:t>
+      </w:r>
+      <w:r>
+        <w:t xml:space="preserve"> whether a parent consent form exists, and its link or delivery method】</w:t>
+      </w:r>
+    </w:p>
+    <w:p>
+      <w:r>
+        <w:pict>
+          <v:rect style="width:0;height:1.5pt" o:hralign="center" o:hrstd="t" o:hr="t"/>
+        </w:pict>
+      </w:r>
+    </w:p>
+    <w:bookmarkEnd w:id="28"/>
+    <w:bookmarkStart w:id="29" w:name="whom-to-contact"/>
+    <w:p>
+      <w:pPr>
+        <w:pStyle w:val="Heading2"/>
+      </w:pPr>
+      <w:r>
+        <w:t xml:space="preserve">9. Whom to contact</w:t>
+      </w:r>
+    </w:p>
+    <w:tbl>
+      <w:tblPr>
+        <w:tblStyle w:val="Table"/>
+        <w:tblW w:type="pct" w:w="5000"/>
+        <w:tblLayout w:type="fixed"/>
+        <w:tblLook w:firstRow="1" w:lastRow="0" w:firstColumn="0" w:lastColumn="0" w:noHBand="0" w:noVBand="0" w:val="0020"/>
+      </w:tblPr>
+      <w:tblGrid>
+        <w:gridCol w:w="2640"/>
+        <w:gridCol w:w="2640"/>
+        <w:gridCol w:w="2640"/>
+      </w:tblGrid>
+      <w:tr>
+        <w:trPr>
+          <w:tblHeader w:val="on"/>
+        </w:trPr>
+        <w:tc>
+          <w:tcPr/>
+          <w:p>
+            <w:pPr>
+              <w:pStyle w:val="Compact"/>
+            </w:pPr>
+            <w:r>
+              <w:t xml:space="preserve">Who</w:t>
+            </w:r>
+          </w:p>
+        </w:tc>
+        <w:tc>
+          <w:tcPr/>
+          <w:p>
+            <w:pPr>
+              <w:pStyle w:val="Compact"/>
+            </w:pPr>
+            <w:r>
+              <w:t xml:space="preserve">What for</w:t>
+            </w:r>
+          </w:p>
+        </w:tc>
+        <w:tc>
+          <w:tcPr/>
+          <w:p>
+            <w:pPr>
+              <w:pStyle w:val="Compact"/>
+            </w:pPr>
+            <w:r>
+              <w:t xml:space="preserve">How</w:t>
+            </w:r>
+          </w:p>
+        </w:tc>
+      </w:tr>
+      <w:tr>
+        <w:tc>
+          <w:tcPr/>
+          <w:p>
+            <w:pPr>
+              <w:pStyle w:val="Compact"/>
+            </w:pPr>
+            <w:r>
+              <w:rPr>
+                <w:b/>
+                <w:bCs/>
+              </w:rPr>
+              <w:t xml:space="preserve">Me — your child’s mentor</w:t>
+            </w:r>
+          </w:p>
+        </w:tc>
+        <w:tc>
+          <w:tcPr/>
+          <w:p>
+            <w:pPr>
+              <w:pStyle w:val="Compact"/>
+            </w:pPr>
+            <w:r>
+              <w:t xml:space="preserve">Weekly progress, work and feedback; technical trouble; falling behind; safety, privacy and accommodations.</w:t>
+            </w:r>
+          </w:p>
+        </w:tc>
+        <w:tc>
+          <w:tcPr/>
+          <w:p>
+            <w:pPr>
+              <w:pStyle w:val="Compact"/>
+            </w:pPr>
+            <w:r>
+              <w:rPr>
+                <w:rFonts w:hint="eastAsia"/>
+              </w:rPr>
+              <w:t xml:space="preserve">【请填写</w:t>
+            </w:r>
+            <w:r>
+              <w:t xml:space="preserve"> Fill </w:t>
+            </w:r>
+            <w:r>
+              <w:rPr>
+                <w:rFonts w:hint="eastAsia"/>
+              </w:rPr>
+              <w:t xml:space="preserve">in：本信落款导师的姓名与邮箱</w:t>
+            </w:r>
+            <w:r>
+              <w:t xml:space="preserve"> the name and email address of the mentor sending this copy】</w:t>
+            </w:r>
+          </w:p>
+        </w:tc>
+      </w:tr>
+      <w:tr>
+        <w:tc>
+          <w:tcPr/>
+          <w:p>
+            <w:pPr>
+              <w:pStyle w:val="Compact"/>
+            </w:pPr>
+            <w:r>
+              <w:rPr>
+                <w:b/>
+                <w:bCs/>
+              </w:rPr>
+              <w:t xml:space="preserve">Course site</w:t>
+            </w:r>
+          </w:p>
+        </w:tc>
+        <w:tc>
+          <w:tcPr/>
+          <w:p>
+            <w:pPr>
+              <w:pStyle w:val="Compact"/>
+            </w:pPr>
+            <w:r>
+              <w:t xml:space="preserve">Syllabus, weekly pages, rubrics, the semester calendar.</w:t>
+            </w:r>
+          </w:p>
+        </w:tc>
+        <w:tc>
+          <w:tcPr/>
+          <w:p>
+            <w:pPr>
+              <w:pStyle w:val="Compact"/>
+            </w:pPr>
+            <w:r>
+              <w:rPr>
+                <w:rFonts w:hint="eastAsia"/>
+              </w:rPr>
+              <w:t xml:space="preserve">【请填写</w:t>
+            </w:r>
+            <w:r>
+              <w:t xml:space="preserve"> Fill </w:t>
+            </w:r>
+            <w:r>
+              <w:rPr>
+                <w:rFonts w:hint="eastAsia"/>
+              </w:rPr>
+              <w:t xml:space="preserve">in：课程网址</w:t>
+            </w:r>
+            <w:r>
+              <w:t xml:space="preserve"> course site URL】</w:t>
+            </w:r>
+          </w:p>
+        </w:tc>
+      </w:tr>
+    </w:tbl>
+    <w:p>
+      <w:pPr>
+        <w:pStyle w:val="BodyText"/>
+      </w:pPr>
+      <w:r>
+        <w:t xml:space="preserve">I reply to email</w:t>
+      </w:r>
+      <w:r>
+        <w:t xml:space="preserve"> </w:t>
+      </w:r>
+      <w:r>
+        <w:rPr>
+          <w:b/>
+          <w:bCs/>
+        </w:rPr>
+        <w:t xml:space="preserve">within 24–48 hours</w:t>
+      </w:r>
+      <w:r>
+        <w:t xml:space="preserve"> </w:t>
+      </w:r>
+      <w:r>
+        <w:t xml:space="preserve">(holidays excepted). If your child needs accommodations — extra time, an alternative format, or anything else — please tell me early. What you tell me stays confidential.</w:t>
+      </w:r>
+    </w:p>
+    <w:p>
+      <w:pPr>
+        <w:pStyle w:val="BodyText"/>
+      </w:pPr>
+      <w:r>
+        <w:rPr>
+          <w:rFonts w:hint="eastAsia"/>
+        </w:rPr>
+        <w:t xml:space="preserve">【请填写</w:t>
+      </w:r>
+      <w:r>
+        <w:t xml:space="preserve"> Fill </w:t>
+      </w:r>
+      <w:r>
+        <w:rPr>
+          <w:rFonts w:hint="eastAsia"/>
+        </w:rPr>
+        <w:t xml:space="preserve">in：是否举办家长说明会</w:t>
+      </w:r>
+      <w:r>
+        <w:t xml:space="preserve"> / </w:t>
+      </w:r>
+      <w:r>
+        <w:rPr>
+          <w:rFonts w:hint="eastAsia"/>
+        </w:rPr>
+        <w:t xml:space="preserve">一对一沟通时段，以及形式与预约方式</w:t>
+      </w:r>
+      <w:r>
+        <w:t xml:space="preserve"> whether a parent information session or 1:1 slots will be offered, in what form, and how to book】</w:t>
+      </w:r>
+    </w:p>
+    <w:p>
+      <w:r>
+        <w:pict>
+          <v:rect style="width:0;height:1.5pt" o:hralign="center" o:hrstd="t" o:hr="t"/>
+        </w:pict>
+      </w:r>
+    </w:p>
     <w:bookmarkEnd w:id="29"/>
-    <w:bookmarkStart w:id="30" w:name="十最后"/>
+    <w:bookmarkStart w:id="30" w:name="in-closing"/>
     <w:p>
       <w:pPr>
         <w:pStyle w:val="Heading2"/>
       </w:pPr>
       <w:r>
-        <w:rPr>
-          <w:rFonts w:hint="eastAsia"/>
-        </w:rPr>
-        <w:t xml:space="preserve">十、最后</w:t>
+        <w:t xml:space="preserve">10. In closing</w:t>
+      </w:r>
+    </w:p>
+    <w:p>
+      <w:pPr>
+        <w:pStyle w:val="FirstParagraph"/>
+      </w:pPr>
+      <w:r>
+        <w:t xml:space="preserve">By the end of this year, I hope what you see is not only a website and two certificates, but</w:t>
+      </w:r>
+      <w:r>
+        <w:t xml:space="preserve"> </w:t>
+      </w:r>
+      <w:r>
+        <w:rPr>
+          <w:b/>
+          <w:bCs/>
+        </w:rPr>
+        <w:t xml:space="preserve">a child who can set their own goals, ask for help in their own words, and find a way around what blocks them</w:t>
+      </w:r>
+      <w:r>
+        <w:t xml:space="preserve">.</w:t>
+      </w:r>
+    </w:p>
+    <w:p>
+      <w:pPr>
+        <w:pStyle w:val="BodyText"/>
+      </w:pPr>
+      <w:r>
+        <w:t xml:space="preserve">Your part matters more than you think and asks less of you than you fear: not to be the teacher, not to be the supervisor, only to be the person who protects the time, listens properly, and holds back from taking over.</w:t>
+      </w:r>
+    </w:p>
+    <w:p>
+      <w:pPr>
+        <w:pStyle w:val="BodyText"/>
+      </w:pPr>
+      <w:r>
+        <w:t xml:space="preserve">Thank you for your trust.</w:t>
+      </w:r>
+    </w:p>
+    <w:p>
+      <w:pPr>
+        <w:pStyle w:val="BodyText"/>
+      </w:pPr>
+      <w:r>
+        <w:t xml:space="preserve">With warm regards,</w:t>
+      </w:r>
+    </w:p>
+    <w:p>
+      <w:pPr>
+        <w:pStyle w:val="BodyText"/>
+      </w:pPr>
+      <w:r>
+        <w:rPr>
+          <w:b/>
+          <w:bCs/>
+        </w:rPr>
+        <w:t xml:space="preserve">Your child’s mentor, Digital Learning </w:t>
+      </w:r>
+      <w:r>
+        <w:rPr>
+          <w:rFonts w:hint="eastAsia"/>
+          <w:b/>
+          <w:bCs/>
+        </w:rPr>
+        <w:t xml:space="preserve">数字化学习</w:t>
       </w:r>
     </w:p>
     <w:bookmarkEnd w:id="30"/>
-    <w:bookmarkStart w:id="31" w:name="in-closing"/>
-    <w:p>
-      <w:pPr>
-        <w:pStyle w:val="Heading2"/>
-      </w:pPr>
-      <w:r>
-        <w:t xml:space="preserve">10. In closing</w:t>
-      </w:r>
-    </w:p>
-    <w:p>
-      <w:pPr>
-        <w:pStyle w:val="FirstParagraph"/>
-      </w:pPr>
-      <w:r>
-        <w:rPr>
-          <w:rFonts w:hint="eastAsia"/>
-        </w:rPr>
-        <w:t xml:space="preserve">这一年结束的时候，我希望您看到的不只是一个网站和两张证书，而是一个</w:t>
-      </w:r>
-      <w:r>
-        <w:rPr>
-          <w:rFonts w:hint="eastAsia"/>
-          <w:b/>
-          <w:bCs/>
-        </w:rPr>
-        <w:t xml:space="preserve">能给自己定目标、能自己开口求助、卡住了会想办法的孩子</w:t>
-      </w:r>
-      <w:r>
-        <w:t xml:space="preserve">。</w:t>
-      </w:r>
-    </w:p>
-    <w:p>
-      <w:pPr>
-        <w:pStyle w:val="BodyText"/>
-      </w:pPr>
-      <w:r>
-        <w:t xml:space="preserve">By the end of this year, I hope what you see is not only a website and two certificates, but</w:t>
-      </w:r>
-      <w:r>
-        <w:t xml:space="preserve"> </w:t>
-      </w:r>
-      <w:r>
-        <w:rPr>
-          <w:b/>
-          <w:bCs/>
-        </w:rPr>
-        <w:t xml:space="preserve">a child who can set their own goals, ask for help in their own words, and find a way around what blocks them</w:t>
-      </w:r>
-      <w:r>
-        <w:t xml:space="preserve">.</w:t>
-      </w:r>
-    </w:p>
-    <w:p>
-      <w:pPr>
-        <w:pStyle w:val="BodyText"/>
-      </w:pPr>
-      <w:r>
-        <w:rPr>
-          <w:rFonts w:hint="eastAsia"/>
-        </w:rPr>
-        <w:t xml:space="preserve">您扮演的角色比您以为的重要，也比您以为的轻松：不是当老师，不是当监工，只是当那个守住时间、认真听讲、并且忍住不替他动手的人。</w:t>
-      </w:r>
-    </w:p>
-    <w:p>
-      <w:pPr>
-        <w:pStyle w:val="BodyText"/>
-      </w:pPr>
-      <w:r>
-        <w:t xml:space="preserve">Your part matters more than you think and asks less of you than you fear: not to be the teacher, not to be the supervisor, only to be the person who protects the time, listens properly, and holds back from taking over.</w:t>
-      </w:r>
-    </w:p>
-    <w:p>
-      <w:pPr>
-        <w:pStyle w:val="BodyText"/>
-      </w:pPr>
-      <w:r>
-        <w:rPr>
-          <w:rFonts w:hint="eastAsia"/>
-        </w:rPr>
-        <w:t xml:space="preserve">谢谢您的信任。</w:t>
-      </w:r>
-    </w:p>
-    <w:p>
-      <w:pPr>
-        <w:pStyle w:val="BodyText"/>
-      </w:pPr>
-      <w:r>
-        <w:t xml:space="preserve">Thank you for your trust.</w:t>
-      </w:r>
-    </w:p>
-    <w:p>
-      <w:pPr>
-        <w:pStyle w:val="BodyText"/>
-      </w:pPr>
-      <w:r>
-        <w:rPr>
-          <w:rFonts w:hint="eastAsia"/>
-        </w:rPr>
-        <w:t xml:space="preserve">顺颂</w:t>
-      </w:r>
-      <w:r>
-        <w:t xml:space="preserve"> </w:t>
-      </w:r>
-      <w:r>
-        <w:rPr>
-          <w:rFonts w:hint="eastAsia"/>
-        </w:rPr>
-        <w:t xml:space="preserve">时祺</w:t>
-      </w:r>
-    </w:p>
-    <w:p>
-      <w:pPr>
-        <w:pStyle w:val="BodyText"/>
-      </w:pPr>
-      <w:r>
-        <w:t xml:space="preserve">With warm regards,</w:t>
-      </w:r>
-    </w:p>
-    <w:p>
-      <w:pPr>
-        <w:pStyle w:val="BodyText"/>
-      </w:pPr>
-      <w:r>
-        <w:rPr>
-          <w:rFonts w:hint="eastAsia"/>
-          <w:b/>
-          <w:bCs/>
-        </w:rPr>
-        <w:t xml:space="preserve">您孩子在《数字化学习》课程中的导师</w:t>
-      </w:r>
-      <w:r>
-        <w:t xml:space="preserve"> </w:t>
-      </w:r>
-      <w:r>
-        <w:rPr>
-          <w:b/>
-          <w:bCs/>
-        </w:rPr>
-        <w:t xml:space="preserve">Your child’s mentor, Digital Learning </w:t>
-      </w:r>
-      <w:r>
-        <w:rPr>
-          <w:rFonts w:hint="eastAsia"/>
-          <w:b/>
-          <w:bCs/>
-        </w:rPr>
-        <w:t xml:space="preserve">数字化学习</w:t>
-      </w:r>
-    </w:p>
     <w:bookmarkEnd w:id="31"/>
-    <w:bookmarkEnd w:id="32"/>
     <w:sectPr>
       <w:footnotePr>
         <w:numRestart w:val="eachSect"/>
@@ -3735,6 +4453,102 @@
     </w:lvlOverride>
   </w:num>
   <w:num w:numId="1005">
+    <w:abstractNumId w:val="99411"/>
+    <w:lvlOverride w:ilvl="0">
+      <w:startOverride w:val="1"/>
+    </w:lvlOverride>
+    <w:lvlOverride w:ilvl="1">
+      <w:startOverride w:val="1"/>
+    </w:lvlOverride>
+    <w:lvlOverride w:ilvl="2">
+      <w:startOverride w:val="1"/>
+    </w:lvlOverride>
+    <w:lvlOverride w:ilvl="3">
+      <w:startOverride w:val="1"/>
+    </w:lvlOverride>
+    <w:lvlOverride w:ilvl="4">
+      <w:startOverride w:val="1"/>
+    </w:lvlOverride>
+    <w:lvlOverride w:ilvl="5">
+      <w:startOverride w:val="1"/>
+    </w:lvlOverride>
+    <w:lvlOverride w:ilvl="6">
+      <w:startOverride w:val="1"/>
+    </w:lvlOverride>
+    <w:lvlOverride w:ilvl="7">
+      <w:startOverride w:val="1"/>
+    </w:lvlOverride>
+    <w:lvlOverride w:ilvl="8">
+      <w:startOverride w:val="1"/>
+    </w:lvlOverride>
+  </w:num>
+  <w:num w:numId="1006">
+    <w:abstractNumId w:val="99411"/>
+    <w:lvlOverride w:ilvl="0">
+      <w:startOverride w:val="1"/>
+    </w:lvlOverride>
+    <w:lvlOverride w:ilvl="1">
+      <w:startOverride w:val="1"/>
+    </w:lvlOverride>
+    <w:lvlOverride w:ilvl="2">
+      <w:startOverride w:val="1"/>
+    </w:lvlOverride>
+    <w:lvlOverride w:ilvl="3">
+      <w:startOverride w:val="1"/>
+    </w:lvlOverride>
+    <w:lvlOverride w:ilvl="4">
+      <w:startOverride w:val="1"/>
+    </w:lvlOverride>
+    <w:lvlOverride w:ilvl="5">
+      <w:startOverride w:val="1"/>
+    </w:lvlOverride>
+    <w:lvlOverride w:ilvl="6">
+      <w:startOverride w:val="1"/>
+    </w:lvlOverride>
+    <w:lvlOverride w:ilvl="7">
+      <w:startOverride w:val="1"/>
+    </w:lvlOverride>
+    <w:lvlOverride w:ilvl="8">
+      <w:startOverride w:val="1"/>
+    </w:lvlOverride>
+  </w:num>
+  <w:num w:numId="1007">
+    <w:abstractNumId w:val="991"/>
+  </w:num>
+  <w:num w:numId="1008">
+    <w:abstractNumId w:val="991"/>
+  </w:num>
+  <w:num w:numId="1009">
+    <w:abstractNumId w:val="99411"/>
+    <w:lvlOverride w:ilvl="0">
+      <w:startOverride w:val="1"/>
+    </w:lvlOverride>
+    <w:lvlOverride w:ilvl="1">
+      <w:startOverride w:val="1"/>
+    </w:lvlOverride>
+    <w:lvlOverride w:ilvl="2">
+      <w:startOverride w:val="1"/>
+    </w:lvlOverride>
+    <w:lvlOverride w:ilvl="3">
+      <w:startOverride w:val="1"/>
+    </w:lvlOverride>
+    <w:lvlOverride w:ilvl="4">
+      <w:startOverride w:val="1"/>
+    </w:lvlOverride>
+    <w:lvlOverride w:ilvl="5">
+      <w:startOverride w:val="1"/>
+    </w:lvlOverride>
+    <w:lvlOverride w:ilvl="6">
+      <w:startOverride w:val="1"/>
+    </w:lvlOverride>
+    <w:lvlOverride w:ilvl="7">
+      <w:startOverride w:val="1"/>
+    </w:lvlOverride>
+    <w:lvlOverride w:ilvl="8">
+      <w:startOverride w:val="1"/>
+    </w:lvlOverride>
+  </w:num>
+  <w:num w:numId="1010">
     <w:abstractNumId w:val="99411"/>
     <w:lvlOverride w:ilvl="0">
       <w:startOverride w:val="1"/>

--- a/resources/letter-to-parents.docx
+++ b/resources/letter-to-parents.docx
@@ -1395,16 +1395,16 @@
           <w:b/>
           <w:bCs/>
         </w:rPr>
-        <w:t xml:space="preserve">网站默认”不被搜索引擎收录”。</w:t>
-      </w:r>
-      <w:r>
-        <w:t xml:space="preserve"> </w:t>
-      </w:r>
-      <w:r>
-        <w:rPr>
-          <w:rFonts w:hint="eastAsia"/>
-        </w:rPr>
-        <w:t xml:space="preserve">建站那一周我们会一步一步教孩子把这个开关关上：网站能通过链接打开，但搜不到。</w:t>
+        <w:t xml:space="preserve">网站设置为”不被搜索引擎收录”。</w:t>
+      </w:r>
+      <w:r>
+        <w:t xml:space="preserve"> </w:t>
+      </w:r>
+      <w:r>
+        <w:rPr>
+          <w:rFonts w:hint="eastAsia"/>
+        </w:rPr>
+        <w:t xml:space="preserve">建站那一周我们会一步一步教孩子关掉”允许搜索引擎收录”的开关：网站能通过链接打开，但搜不到。</w:t>
       </w:r>
     </w:p>
     <w:p>
@@ -1871,7 +1871,7 @@
         <w:rPr>
           <w:rFonts w:hint="eastAsia"/>
         </w:rPr>
-        <w:t xml:space="preserve">网站默认不被搜索引擎收录、使用化名、不放正脸照片和学校全名。第二学期末如果孩子希望把作品集公开发布，</w:t>
+        <w:t xml:space="preserve">网站设置为不被搜索引擎收录、使用化名、不放正脸照片和学校全名。第二学期末如果孩子希望把作品集公开发布，</w:t>
       </w:r>
       <w:r>
         <w:rPr>
@@ -3416,13 +3416,13 @@
           <w:b/>
           <w:bCs/>
         </w:rPr>
-        <w:t xml:space="preserve">The site is set to no-index by default.</w:t>
-      </w:r>
-      <w:r>
-        <w:t xml:space="preserve"> </w:t>
-      </w:r>
-      <w:r>
-        <w:t xml:space="preserve">We walk your child through that switch step by step: the site opens by link but does not appear in search results.</w:t>
+        <w:t xml:space="preserve">The site is set not to be indexed by search engines.</w:t>
+      </w:r>
+      <w:r>
+        <w:t xml:space="preserve"> </w:t>
+      </w:r>
+      <w:r>
+        <w:t xml:space="preserve">We walk your child through turning search indexing off, step by step: the site opens by link but does not appear in search results.</w:t>
       </w:r>
     </w:p>
     <w:p>

--- a/resources/letter-to-parents.docx
+++ b/resources/letter-to-parents.docx
@@ -1295,21 +1295,21 @@
         <w:rPr>
           <w:rFonts w:hint="eastAsia"/>
         </w:rPr>
-        <w:t xml:space="preserve">课程中还有几次</w:t>
-      </w:r>
-      <w:r>
-        <w:rPr>
-          <w:rFonts w:hint="eastAsia"/>
-          <w:b/>
-          <w:bCs/>
-        </w:rPr>
-        <w:t xml:space="preserve">不计分的”学习自检”</w:t>
-      </w:r>
-      <w:r>
-        <w:rPr>
-          <w:rFonts w:hint="eastAsia"/>
-        </w:rPr>
-        <w:t xml:space="preserve">，帮孩子看清自己的变化。它不进成绩，不影响证书，结果只显示在孩子自己的浏览器里。</w:t>
+        <w:t xml:space="preserve">课程网页上还有几次</w:t>
+      </w:r>
+      <w:r>
+        <w:rPr>
+          <w:rFonts w:hint="eastAsia"/>
+          <w:b/>
+          <w:bCs/>
+        </w:rPr>
+        <w:t xml:space="preserve">不计分的”学习状态自测”</w:t>
+      </w:r>
+      <w:r>
+        <w:rPr>
+          <w:rFonts w:hint="eastAsia"/>
+        </w:rPr>
+        <w:t xml:space="preserve">，帮孩子看清自己的变化。它不进成绩，不影响证书，结果只显示在孩子自己的浏览器里，我们不收集。（若学校另行开展需要家长同意的问卷，会以单独的告知信与回执征求您的意见，与课程网页无关。）</w:t>
       </w:r>
     </w:p>
     <w:p>
@@ -3321,7 +3321,7 @@
         <w:pStyle w:val="BodyText"/>
       </w:pPr>
       <w:r>
-        <w:t xml:space="preserve">The course also includes a few</w:t>
+        <w:t xml:space="preserve">The course pages also include a few</w:t>
       </w:r>
       <w:r>
         <w:t xml:space="preserve"> </w:t>
@@ -3348,7 +3348,7 @@
         <w:t xml:space="preserve">“learning self-checks”</w:t>
       </w:r>
       <w:r>
-        <w:t xml:space="preserve">. They never enter the grade, never affect the certificate, and display only in your child’s own browser.</w:t>
+        <w:t xml:space="preserve">. They never enter the grade, never affect the certificate, and display only in your child’s own browser — we collect nothing. (Should the school ever run a questionnaire that needs parental consent, we will ask you separately, with its own information letter and reply slip; it is unrelated to the course pages.)</w:t>
       </w:r>
     </w:p>
     <w:p>

--- a/resources/letter-to-parents.docx
+++ b/resources/letter-to-parents.docx
@@ -122,7 +122,7 @@
         <w:rPr>
           <w:rFonts w:hint="eastAsia"/>
         </w:rPr>
-        <w:t xml:space="preserve">不用回复，也不用签字。读完约五分钟。</w:t>
+        <w:t xml:space="preserve">这封信不需要您回复。读完约五分钟。</w:t>
       </w:r>
       <w:r>
         <w:rPr>
@@ -2099,22 +2099,7 @@
               <w:pStyle w:val="Compact"/>
             </w:pPr>
             <w:r>
-              <w:rPr>
-                <w:rFonts w:hint="eastAsia"/>
-              </w:rPr>
-              <w:t xml:space="preserve">【请填写</w:t>
-            </w:r>
-            <w:r>
-              <w:t xml:space="preserve"> Fill </w:t>
-            </w:r>
-            <w:r>
-              <w:rPr>
-                <w:rFonts w:hint="eastAsia"/>
-              </w:rPr>
-              <w:t xml:space="preserve">in：课程网址</w:t>
-            </w:r>
-            <w:r>
-              <w:t xml:space="preserve"> course site URL】</w:t>
+              <w:t xml:space="preserve">https://yupei2023.github.io/digital-learning/</w:t>
             </w:r>
           </w:p>
         </w:tc>
@@ -2373,7 +2358,7 @@
         <w:pStyle w:val="BodyText"/>
       </w:pPr>
       <w:r>
-        <w:t xml:space="preserve">No reply and no signature needed. It takes about five minutes to read.</w:t>
+        <w:t xml:space="preserve">This letter needs no reply. It takes about five minutes to read.</w:t>
       </w:r>
       <w:r>
         <w:t xml:space="preserve"> </w:t>
@@ -3924,22 +3909,7 @@
               <w:pStyle w:val="Compact"/>
             </w:pPr>
             <w:r>
-              <w:rPr>
-                <w:rFonts w:hint="eastAsia"/>
-              </w:rPr>
-              <w:t xml:space="preserve">【请填写</w:t>
-            </w:r>
-            <w:r>
-              <w:t xml:space="preserve"> Fill </w:t>
-            </w:r>
-            <w:r>
-              <w:rPr>
-                <w:rFonts w:hint="eastAsia"/>
-              </w:rPr>
-              <w:t xml:space="preserve">in：课程网址</w:t>
-            </w:r>
-            <w:r>
-              <w:t xml:space="preserve"> course site URL】</w:t>
+              <w:t xml:space="preserve">https://yupei2023.github.io/digital-learning/</w:t>
             </w:r>
           </w:p>
         </w:tc>
